--- a/out/article.docx
+++ b/out/article.docx
@@ -720,23 +720,7 @@
         <w:t xml:space="preserve"> </w:t>
       </w:r>
       <w:r>
-        <w:t xml:space="preserve">öncesinde Türk ve Yunan orduları, hem personel sayısı hem de teknik donanım bakımından oldukça dengesiz bir tablo sergilemekteydi. Muharebe, yeni kurulan</w:t>
-      </w:r>
-      <w:r>
-        <w:t xml:space="preserve"> </w:t>
-      </w:r>
-      <w:r>
-        <w:rPr>
-          <w:b/>
-          <w:bCs/>
-        </w:rPr>
-        <w:t xml:space="preserve">düzenli ordunun</w:t>
-      </w:r>
-      <w:r>
-        <w:t xml:space="preserve"> </w:t>
-      </w:r>
-      <w:r>
-        <w:t xml:space="preserve">kısıtlı imkânlarıyla, modern silahlarla donatılmış ve sayıca üstün bir işgal gücüne karşı verdiği bir sınav niteliğindeydi</w:t>
+        <w:t xml:space="preserve">öncesinde Türk ve Yunan orduları arasında hem personel hem de teknik donanım açısından büyük bir dengesizlik vardı</w:t>
       </w:r>
       <w:r>
         <w:t xml:space="preserve"> </w:t>
@@ -745,6 +729,47 @@
         <w:t xml:space="preserve">(Özlü, 2012)</w:t>
       </w:r>
       <w:r>
+        <w:t xml:space="preserve">. Batı Cephesi Komutanı</w:t>
+      </w:r>
+      <w:r>
+        <w:t xml:space="preserve"> </w:t>
+      </w:r>
+      <w:r>
+        <w:rPr>
+          <w:b/>
+          <w:bCs/>
+        </w:rPr>
+        <w:t xml:space="preserve">Albay İsmet Bey</w:t>
+      </w:r>
+      <w:r>
+        <w:t xml:space="preserve"> </w:t>
+      </w:r>
+      <w:r>
+        <w:t xml:space="preserve">komutasındaki Türk birlikleri yaklaşık</w:t>
+      </w:r>
+      <w:r>
+        <w:t xml:space="preserve"> </w:t>
+      </w:r>
+      <w:r>
+        <w:rPr>
+          <w:b/>
+          <w:bCs/>
+        </w:rPr>
+        <w:t xml:space="preserve">8.500 kişilik</w:t>
+      </w:r>
+      <w:r>
+        <w:t xml:space="preserve"> </w:t>
+      </w:r>
+      <w:r>
+        <w:t xml:space="preserve">bir mevcuda ve sadece 28 topa sahipti. Türk tarafının en dikkat çekici özelliği, bu mücadeleyi mutlak bir yoksulluk içinde yürütmesiydi; hatta bazı birliklerin süngü ihtiyacı, fıçı çemberlerinden eğelenmiş derme çatma kasaturalarla karşılanmıştı</w:t>
+      </w:r>
+      <w:r>
+        <w:t xml:space="preserve"> </w:t>
+      </w:r>
+      <w:r>
+        <w:t xml:space="preserve">(Tavukçu, 2019)</w:t>
+      </w:r>
+      <w:r>
         <w:t xml:space="preserve">.</w:t>
       </w:r>
     </w:p>
@@ -962,7 +987,39 @@
         <w:t xml:space="preserve"> </w:t>
       </w:r>
       <w:r>
-        <w:t xml:space="preserve">komutasında, Türk tarafıyla kıyaslandığında her bakımdan çok daha donanımlı bir güçle sahadaydı</w:t>
+        <w:t xml:space="preserve">komutasında, Türk ordusunun yaklaşık üç katı büyüklüğünde,</w:t>
+      </w:r>
+      <w:r>
+        <w:t xml:space="preserve"> </w:t>
+      </w:r>
+      <w:r>
+        <w:rPr>
+          <w:b/>
+          <w:bCs/>
+        </w:rPr>
+        <w:t xml:space="preserve">24.000 kişilik</w:t>
+      </w:r>
+      <w:r>
+        <w:t xml:space="preserve"> </w:t>
+      </w:r>
+      <w:r>
+        <w:t xml:space="preserve">modern bir güçle sahadaydı. Yunan ordusu, Türk tarafının sahip olduğunun çok üzerinde bir topçu ve makineli tüfek ateş gücüne sahipti. Bu sayısal dezavantajı Türk tarafı, birlikleri hızla kaydırarak uyguladığı</w:t>
+      </w:r>
+      <w:r>
+        <w:t xml:space="preserve"> </w:t>
+      </w:r>
+      <w:r>
+        <w:rPr>
+          <w:b/>
+          <w:bCs/>
+        </w:rPr>
+        <w:t xml:space="preserve">iç hat manevrası</w:t>
+      </w:r>
+      <w:r>
+        <w:t xml:space="preserve"> </w:t>
+      </w:r>
+      <w:r>
+        <w:t xml:space="preserve">ve inatçı bir alan savunmasıyla dengelemeye çalışmıştır</w:t>
       </w:r>
       <w:r>
         <w:t xml:space="preserve"> </w:t>
@@ -971,39 +1028,93 @@
         <w:t xml:space="preserve">(Özlü, 2012)</w:t>
       </w:r>
       <w:r>
-        <w:t xml:space="preserve">. Yunan Genelkurmayı’nın kendi verilerine göre bu harekâta katılan personel sayısı yaklaşık</w:t>
-      </w:r>
-      <w:r>
-        <w:t xml:space="preserve"> </w:t>
-      </w:r>
-      <w:r>
-        <w:rPr>
-          <w:b/>
-          <w:bCs/>
-        </w:rPr>
-        <w:t xml:space="preserve">24.000</w:t>
-      </w:r>
-      <w:r>
-        <w:t xml:space="preserve"> </w:t>
-      </w:r>
-      <w:r>
-        <w:t xml:space="preserve">civarındaydı; bu da Türk ordusunun neredeyse</w:t>
-      </w:r>
-      <w:r>
-        <w:t xml:space="preserve"> </w:t>
-      </w:r>
-      <w:r>
-        <w:rPr>
-          <w:b/>
-          <w:bCs/>
-        </w:rPr>
-        <w:t xml:space="preserve">üç katı</w:t>
-      </w:r>
-      <w:r>
-        <w:t xml:space="preserve"> </w:t>
-      </w:r>
-      <w:r>
-        <w:t xml:space="preserve">bir büyüklüğe tekabül etmekteydi</w:t>
+        <w:t xml:space="preserve">.</w:t>
+      </w:r>
+    </w:p>
+    <w:p>
+      <w:pPr>
+        <w:pStyle w:val="BodyText"/>
+      </w:pPr>
+      <w:r>
+        <w:t xml:space="preserve">Yunanların teknik üstünlüğü ateş gücünde de kendini hissettiriyordu. Yunan ordusunun elinde Türk tarafının sahip olduğunun çok üzerinde, yaklaşık</w:t>
+      </w:r>
+      <w:r>
+        <w:t xml:space="preserve"> </w:t>
+      </w:r>
+      <w:r>
+        <w:rPr>
+          <w:b/>
+          <w:bCs/>
+        </w:rPr>
+        <w:t xml:space="preserve">368 top</w:t>
+      </w:r>
+      <w:r>
+        <w:t xml:space="preserve"> </w:t>
+      </w:r>
+      <w:r>
+        <w:t xml:space="preserve">ve Türk tarafındakinden sayıca çok fazla makineli tüfek bulunmaktaydı</w:t>
+      </w:r>
+      <w:r>
+        <w:t xml:space="preserve"> </w:t>
+      </w:r>
+      <w:r>
+        <w:t xml:space="preserve">Özlü (2012)</w:t>
+      </w:r>
+      <w:r>
+        <w:t xml:space="preserve">. Bursa bölgesinde konuşlanan</w:t>
+      </w:r>
+      <w:r>
+        <w:t xml:space="preserve"> </w:t>
+      </w:r>
+      <w:r>
+        <w:rPr>
+          <w:b/>
+          <w:bCs/>
+        </w:rPr>
+        <w:t xml:space="preserve">3. Kolordu</w:t>
+      </w:r>
+      <w:r>
+        <w:t xml:space="preserve"> </w:t>
+      </w:r>
+      <w:r>
+        <w:t xml:space="preserve">birlikleri, Yenişehir ve İnegöl üzerinden ilerleyerek Türk savunma hattını kırmayı hedeflemiştir</w:t>
+      </w:r>
+      <w:r>
+        <w:t xml:space="preserve"> </w:t>
+      </w:r>
+      <w:r>
+        <w:t xml:space="preserve">(Özlü, 2012)</w:t>
+      </w:r>
+      <w:r>
+        <w:t xml:space="preserve">. Yunan kaynakları bu harekatı daha sonra bir</w:t>
+      </w:r>
+      <w:r>
+        <w:t xml:space="preserve"> </w:t>
+      </w:r>
+      <w:r>
+        <w:t xml:space="preserve">“keşif taarruzu”</w:t>
+      </w:r>
+      <w:r>
+        <w:t xml:space="preserve"> </w:t>
+      </w:r>
+      <w:r>
+        <w:t xml:space="preserve">olarak adlandırsa da, sahadaki kuvvet yığınağı bunun kapsamlı bir</w:t>
+      </w:r>
+      <w:r>
+        <w:t xml:space="preserve"> </w:t>
+      </w:r>
+      <w:r>
+        <w:rPr>
+          <w:b/>
+          <w:bCs/>
+        </w:rPr>
+        <w:t xml:space="preserve">imha harekâtı</w:t>
+      </w:r>
+      <w:r>
+        <w:t xml:space="preserve"> </w:t>
+      </w:r>
+      <w:r>
+        <w:t xml:space="preserve">olduğunu göstermektedir</w:t>
       </w:r>
       <w:r>
         <w:t xml:space="preserve"> </w:t>
@@ -1020,48 +1131,23 @@
         <w:pStyle w:val="BodyText"/>
       </w:pPr>
       <w:r>
-        <w:t xml:space="preserve">Yunanların teknik üstünlüğü ateş gücünde de kendini hissettiriyordu. Yunan ordusunun elinde Türk tarafının sahip olduğunun çok üzerinde, yaklaşık</w:t>
-      </w:r>
-      <w:r>
-        <w:t xml:space="preserve"> </w:t>
-      </w:r>
-      <w:r>
-        <w:rPr>
-          <w:b/>
-          <w:bCs/>
-        </w:rPr>
-        <w:t xml:space="preserve">368 top</w:t>
-      </w:r>
-      <w:r>
-        <w:t xml:space="preserve"> </w:t>
-      </w:r>
-      <w:r>
-        <w:t xml:space="preserve">ve Türk tarafındakinden sayıca çok fazla makineli tüfek bulunmaktaydı</w:t>
-      </w:r>
-      <w:r>
-        <w:t xml:space="preserve"> </w:t>
-      </w:r>
-      <w:r>
-        <w:t xml:space="preserve">Özlü (2012)</w:t>
-      </w:r>
-      <w:r>
-        <w:t xml:space="preserve">. Bursa bölgesinde konuşlanan</w:t>
-      </w:r>
-      <w:r>
-        <w:t xml:space="preserve"> </w:t>
-      </w:r>
-      <w:r>
-        <w:rPr>
-          <w:b/>
-          <w:bCs/>
-        </w:rPr>
-        <w:t xml:space="preserve">3. Kolordu</w:t>
-      </w:r>
-      <w:r>
-        <w:t xml:space="preserve"> </w:t>
-      </w:r>
-      <w:r>
-        <w:t xml:space="preserve">birlikleri, Yenişehir ve İnegöl üzerinden ilerleyerek Türk savunma hattını kırmayı hedeflemiştir</w:t>
+        <w:t xml:space="preserve">Türk birlikleri, sayıca üstün düşman karşısında inatçı bir direnç gösterirken, İsmet Bey birliklerin tamamen imha olmasını önlemek amacıyla daha gerideki Beşkardeşdağı hattına çekilme emri vermiştir. Ancak Türk ordusunun direnişi ve sürekli takviye alması karşısında yıpranan Yunan komuta kademesi de benzer bir endişeyle geri çekilme kararı almıştır.</w:t>
+      </w:r>
+      <w:r>
+        <w:t xml:space="preserve"> </w:t>
+      </w:r>
+      <w:r>
+        <w:rPr>
+          <w:b/>
+          <w:bCs/>
+        </w:rPr>
+        <w:t xml:space="preserve">11 Ocak</w:t>
+      </w:r>
+      <w:r>
+        <w:t xml:space="preserve"> </w:t>
+      </w:r>
+      <w:r>
+        <w:t xml:space="preserve">sabahı Türk keşif kolları düşmanın sessizce çekildiğini rapor etmiş, böylece düzenli ordunun ilk zaferi tescillenmiştir</w:t>
       </w:r>
       <w:r>
         <w:t xml:space="preserve"> </w:t>
@@ -1070,7 +1156,1300 @@
         <w:t xml:space="preserve">(Özlü, 2012)</w:t>
       </w:r>
       <w:r>
-        <w:t xml:space="preserve">. Yunan kaynakları bu harekatı daha sonra bir</w:t>
+        <w:t xml:space="preserve">.</w:t>
+      </w:r>
+    </w:p>
+    <w:p>
+      <w:pPr>
+        <w:pStyle w:val="Heading3"/>
+      </w:pPr>
+      <w:r>
+        <w:t xml:space="preserve">III. Kuvvet Dengesi ve Stratejik Farklılıklar</w:t>
+      </w:r>
+    </w:p>
+    <w:p>
+      <w:pPr>
+        <w:pStyle w:val="FirstParagraph"/>
+      </w:pPr>
+      <w:r>
+        <w:t xml:space="preserve">Tarafların kendi kayıtları arasında bazı sayısal farklılıklar olsa da, genel kabul gören gerçek Yunan ordusunun hem</w:t>
+      </w:r>
+      <w:r>
+        <w:t xml:space="preserve"> </w:t>
+      </w:r>
+      <w:r>
+        <w:rPr>
+          <w:b/>
+          <w:bCs/>
+        </w:rPr>
+        <w:t xml:space="preserve">insan gücü</w:t>
+      </w:r>
+      <w:r>
+        <w:t xml:space="preserve"> </w:t>
+      </w:r>
+      <w:r>
+        <w:t xml:space="preserve">hem de</w:t>
+      </w:r>
+      <w:r>
+        <w:t xml:space="preserve"> </w:t>
+      </w:r>
+      <w:r>
+        <w:rPr>
+          <w:b/>
+          <w:bCs/>
+        </w:rPr>
+        <w:t xml:space="preserve">topçu ateşi</w:t>
+      </w:r>
+      <w:r>
+        <w:t xml:space="preserve"> </w:t>
+      </w:r>
+      <w:r>
+        <w:t xml:space="preserve">açısından tartışmasız bir üstünlüğe sahip olduğudur</w:t>
+      </w:r>
+      <w:r>
+        <w:t xml:space="preserve"> </w:t>
+      </w:r>
+      <w:r>
+        <w:t xml:space="preserve">(Tavukçu, 2019)</w:t>
+      </w:r>
+      <w:r>
+        <w:t xml:space="preserve">. Türk tarafı, bu sayısal dezavantajı</w:t>
+      </w:r>
+      <w:r>
+        <w:t xml:space="preserve"> </w:t>
+      </w:r>
+      <w:r>
+        <w:rPr>
+          <w:b/>
+          <w:bCs/>
+        </w:rPr>
+        <w:t xml:space="preserve">iç hat manevrası</w:t>
+      </w:r>
+      <w:r>
+        <w:t xml:space="preserve"> </w:t>
+      </w:r>
+      <w:r>
+        <w:t xml:space="preserve">ile birlikleri hızla kaydırarak ve stratejik bir</w:t>
+      </w:r>
+      <w:r>
+        <w:t xml:space="preserve"> </w:t>
+      </w:r>
+      <w:r>
+        <w:rPr>
+          <w:b/>
+          <w:bCs/>
+        </w:rPr>
+        <w:t xml:space="preserve">alan savunması</w:t>
+      </w:r>
+      <w:r>
+        <w:t xml:space="preserve"> </w:t>
+      </w:r>
+      <w:r>
+        <w:t xml:space="preserve">yaparak dengelemeye çalışmıştır</w:t>
+      </w:r>
+      <w:r>
+        <w:t xml:space="preserve"> </w:t>
+      </w:r>
+      <w:r>
+        <w:t xml:space="preserve">(Özlü, 2012)</w:t>
+      </w:r>
+      <w:r>
+        <w:t xml:space="preserve">. Sonuç olarak, Birinci İnönü Muharebesi, sadece iki ordunun değil, aynı zamanda teknik üstünlük ile sarsılmaz bir</w:t>
+      </w:r>
+      <w:r>
+        <w:t xml:space="preserve"> </w:t>
+      </w:r>
+      <w:r>
+        <w:rPr>
+          <w:b/>
+          <w:bCs/>
+        </w:rPr>
+        <w:t xml:space="preserve">istiklal iradesinin</w:t>
+      </w:r>
+      <w:r>
+        <w:t xml:space="preserve"> </w:t>
+      </w:r>
+      <w:r>
+        <w:t xml:space="preserve">çarpışması olmuştur.</w:t>
+      </w:r>
+    </w:p>
+    <w:p>
+      <w:pPr>
+        <w:pStyle w:val="Heading3"/>
+      </w:pPr>
+      <w:r>
+        <w:t xml:space="preserve">II. Yunanistan’ın Genel Durumu</w:t>
+      </w:r>
+    </w:p>
+    <w:p>
+      <w:pPr>
+        <w:pStyle w:val="FirstParagraph"/>
+      </w:pPr>
+      <w:r>
+        <w:rPr>
+          <w:b/>
+          <w:bCs/>
+        </w:rPr>
+        <w:t xml:space="preserve">I. İnönü Muharebesi</w:t>
+      </w:r>
+      <w:r>
+        <w:t xml:space="preserve"> </w:t>
+      </w:r>
+      <w:r>
+        <w:t xml:space="preserve">öncesinde Yunanistan, Kral</w:t>
+      </w:r>
+      <w:r>
+        <w:t xml:space="preserve"> </w:t>
+      </w:r>
+      <w:r>
+        <w:rPr>
+          <w:b/>
+          <w:bCs/>
+        </w:rPr>
+        <w:t xml:space="preserve">Aleksander</w:t>
+      </w:r>
+      <w:r>
+        <w:t xml:space="preserve">’ın bir maymun ısırığı sonucu ölmesiyle başlayan büyük bir siyasi kriz ve değişim sürecine girmiştir. Kralın ölümü üzerine gidilen</w:t>
+      </w:r>
+      <w:r>
+        <w:t xml:space="preserve"> </w:t>
+      </w:r>
+      <w:r>
+        <w:rPr>
+          <w:b/>
+          <w:bCs/>
+        </w:rPr>
+        <w:t xml:space="preserve">14 Kasım 1920</w:t>
+      </w:r>
+      <w:r>
+        <w:t xml:space="preserve"> </w:t>
+      </w:r>
+      <w:r>
+        <w:t xml:space="preserve">seçimlerini, büyük kazanımlarına güvenen</w:t>
+      </w:r>
+      <w:r>
+        <w:t xml:space="preserve"> </w:t>
+      </w:r>
+      <w:r>
+        <w:rPr>
+          <w:b/>
+          <w:bCs/>
+        </w:rPr>
+        <w:t xml:space="preserve">Venizelos</w:t>
+      </w:r>
+      <w:r>
+        <w:t xml:space="preserve"> </w:t>
+      </w:r>
+      <w:r>
+        <w:t xml:space="preserve">ağır bir yenilgiyle kaybetmiş ve ülkeyi terk etmek zorunda kalmıştır. İtilaf Devletleri’nin yaptırım tehditlerine rağmen yapılan halk oylamasıyla eski Kral</w:t>
+      </w:r>
+      <w:r>
+        <w:t xml:space="preserve"> </w:t>
+      </w:r>
+      <w:r>
+        <w:rPr>
+          <w:b/>
+          <w:bCs/>
+        </w:rPr>
+        <w:t xml:space="preserve">Konstantin</w:t>
+      </w:r>
+      <w:r>
+        <w:t xml:space="preserve"> </w:t>
+      </w:r>
+      <w:r>
+        <w:t xml:space="preserve">sürgünden dönerek tekrar tahta oturmuştur.</w:t>
+      </w:r>
+    </w:p>
+    <w:p>
+      <w:pPr>
+        <w:pStyle w:val="BodyText"/>
+      </w:pPr>
+      <w:r>
+        <w:t xml:space="preserve">Konstantin’in iktidara gelişiyle birlikte Yunanistan’da geniş çaplı bir tasfiye süreci başlamış; adliye, eğitim ve mülki idaredeki Venizelos yanlıları görevden alınmıştır. Bu operasyonun en ağır etkisi orduda görülmüş; yaklaşık</w:t>
+      </w:r>
+      <w:r>
+        <w:t xml:space="preserve"> </w:t>
+      </w:r>
+      <w:r>
+        <w:rPr>
+          <w:b/>
+          <w:bCs/>
+        </w:rPr>
+        <w:t xml:space="preserve">1500</w:t>
+      </w:r>
+      <w:r>
+        <w:t xml:space="preserve"> </w:t>
+      </w:r>
+      <w:r>
+        <w:t xml:space="preserve">Kralcı subay geri dönerken, aralarında tümen ve alay komutanlarının da bulunduğu yüzlerce tecrübeli Venizelist subay ordudan uzaklaştırılmıştır. Ordunun başına, askeri yetkinliği tartışmalı olan Kral yanlısı General</w:t>
+      </w:r>
+      <w:r>
+        <w:t xml:space="preserve"> </w:t>
+      </w:r>
+      <w:r>
+        <w:rPr>
+          <w:b/>
+          <w:bCs/>
+        </w:rPr>
+        <w:t xml:space="preserve">Papulas</w:t>
+      </w:r>
+      <w:r>
+        <w:t xml:space="preserve"> </w:t>
+      </w:r>
+      <w:r>
+        <w:t xml:space="preserve">getirilmiştir.</w:t>
+      </w:r>
+    </w:p>
+    <w:p>
+      <w:pPr>
+        <w:pStyle w:val="BodyText"/>
+      </w:pPr>
+      <w:r>
+        <w:t xml:space="preserve">Bu tasfiyeler Yunan ordusunu fikri ve hiyerarşik olarak ikiye bölmüştür. Venizelist subaylar ile Kralcılar arasındaki çekişme emir-komuta zincirini bozmuş, askerlerin tek bir ülkü etrafında toplanmasını engellemiştir. Dış politikada ise İtilaf Devletleri’nin desteğini kaybetme riskiyle yüzleşen Yunanistan, içte Anadolu harekâtının devam edip etmemesi konusunda yaşanan fikir ayrılıklarıyla birlikte, manevi ve askeri gücü yıpranmış bir halde</w:t>
+      </w:r>
+      <w:r>
+        <w:t xml:space="preserve"> </w:t>
+      </w:r>
+      <w:r>
+        <w:rPr>
+          <w:b/>
+          <w:bCs/>
+        </w:rPr>
+        <w:t xml:space="preserve">I. İnönü Muharebesi</w:t>
+      </w:r>
+      <w:r>
+        <w:t xml:space="preserve">’ne girmiştir.</w:t>
+      </w:r>
+    </w:p>
+    <w:p>
+      <w:pPr>
+        <w:pStyle w:val="Heading2"/>
+      </w:pPr>
+      <w:r>
+        <w:t xml:space="preserve">Birinci İnönü Muharebesi’nin Sebepleri</w:t>
+      </w:r>
+    </w:p>
+    <w:p>
+      <w:pPr>
+        <w:pStyle w:val="FirstParagraph"/>
+      </w:pPr>
+      <w:r>
+        <w:rPr>
+          <w:b/>
+          <w:bCs/>
+        </w:rPr>
+        <w:t xml:space="preserve">Birinci İnönü Muharebesi</w:t>
+      </w:r>
+      <w:r>
+        <w:t xml:space="preserve">’nin patlak vermesi, Yunanistan’ın iç siyaseti ve Anadolu’daki askeri dengelerin birleşimiyle ortaya çıkmıştır. En temel siyasi neden, Yunan Kralı Konstantin’in Sevr Antlaşması’nı tanımayan Ankara hükümetine bu şartları silah zoruyla kabul ettirme arzusudur. Yunanistan, Kasım 1920 seçimleri sonrası iktidara gelen kralcı yönetimin meşruiyetini pekiştirmek ve</w:t>
+      </w:r>
+      <w:r>
+        <w:t xml:space="preserve"> </w:t>
+      </w:r>
+      <w:r>
+        <w:t xml:space="preserve">“Megali İdea”</w:t>
+      </w:r>
+      <w:r>
+        <w:t xml:space="preserve"> </w:t>
+      </w:r>
+      <w:r>
+        <w:t xml:space="preserve">hayallerini gerçekleştirmek için Avrupa’nın desteğini tazelemek zorundaydı</w:t>
+      </w:r>
+      <w:r>
+        <w:t xml:space="preserve"> </w:t>
+      </w:r>
+      <w:r>
+        <w:t xml:space="preserve">(Topuz, 2021)</w:t>
+      </w:r>
+      <w:r>
+        <w:t xml:space="preserve">.</w:t>
+      </w:r>
+    </w:p>
+    <w:p>
+      <w:pPr>
+        <w:pStyle w:val="BodyText"/>
+      </w:pPr>
+      <w:r>
+        <w:t xml:space="preserve">Askeri açıdan ise Yunan Genelkurmayı, Türk ordusunun</w:t>
+      </w:r>
+      <w:r>
+        <w:t xml:space="preserve"> </w:t>
+      </w:r>
+      <w:r>
+        <w:rPr>
+          <w:b/>
+          <w:bCs/>
+        </w:rPr>
+        <w:t xml:space="preserve">Çerkez Ethem İsyanı</w:t>
+      </w:r>
+      <w:r>
+        <w:t xml:space="preserve"> </w:t>
+      </w:r>
+      <w:r>
+        <w:t xml:space="preserve">ile meşgul olmasını stratejik bir fırsat olarak görmüştür</w:t>
+      </w:r>
+      <w:r>
+        <w:t xml:space="preserve"> </w:t>
+      </w:r>
+      <w:r>
+        <w:t xml:space="preserve">(Öztoprak, 2000)</w:t>
+      </w:r>
+      <w:r>
+        <w:t xml:space="preserve">. Türk kuvvetlerinin isyanı bastırmak için Gediz civarına kaydırılmasını fırsat bilen Yunanlılar, Türklerin lojistik merkezi olan</w:t>
+      </w:r>
+      <w:r>
+        <w:t xml:space="preserve"> </w:t>
+      </w:r>
+      <w:r>
+        <w:rPr>
+          <w:b/>
+          <w:bCs/>
+        </w:rPr>
+        <w:t xml:space="preserve">Eskişehir</w:t>
+      </w:r>
+      <w:r>
+        <w:t xml:space="preserve"> </w:t>
+      </w:r>
+      <w:r>
+        <w:t xml:space="preserve">üzerine yürüyerek direnişi henüz yolun başındayken ezmeyi planlamışlardır.</w:t>
+      </w:r>
+    </w:p>
+    <w:p>
+      <w:pPr>
+        <w:pStyle w:val="Heading3"/>
+      </w:pPr>
+      <w:r>
+        <w:t xml:space="preserve">I. Siyasi Sebepler</w:t>
+      </w:r>
+    </w:p>
+    <w:p>
+      <w:pPr>
+        <w:pStyle w:val="FirstParagraph"/>
+      </w:pPr>
+      <w:r>
+        <w:t xml:space="preserve">Muharebenin en temel siyasi gerekçesi,</w:t>
+      </w:r>
+      <w:r>
+        <w:t xml:space="preserve"> </w:t>
+      </w:r>
+      <w:r>
+        <w:rPr>
+          <w:b/>
+          <w:bCs/>
+        </w:rPr>
+        <w:t xml:space="preserve">Yunan Kralı Konstantin</w:t>
+      </w:r>
+      <w:r>
+        <w:t xml:space="preserve">’in de ifade ettiği üzere, Sevr Antlaşması’nı tanımayan</w:t>
+      </w:r>
+      <w:r>
+        <w:t xml:space="preserve"> </w:t>
+      </w:r>
+      <w:r>
+        <w:rPr>
+          <w:b/>
+          <w:bCs/>
+        </w:rPr>
+        <w:t xml:space="preserve">Kemalilere</w:t>
+      </w:r>
+      <w:r>
+        <w:t xml:space="preserve"> </w:t>
+      </w:r>
+      <w:r>
+        <w:t xml:space="preserve">bu anlaşmayı silah zoruyla kabul ettirme arzusudur. Yunanistan’da</w:t>
+      </w:r>
+      <w:r>
+        <w:t xml:space="preserve"> </w:t>
+      </w:r>
+      <w:r>
+        <w:rPr>
+          <w:b/>
+          <w:bCs/>
+        </w:rPr>
+        <w:t xml:space="preserve">Kasım 1920</w:t>
+      </w:r>
+      <w:r>
+        <w:t xml:space="preserve"> </w:t>
+      </w:r>
+      <w:r>
+        <w:t xml:space="preserve">seçimlerinin ardından Venizelos’un iktidarı kaybetmesi ve yerine kralcıların geçmesi, Atina’daki siyasi dengeleri kökten değiştirmiştir. Yeni yönetim, Anadolu harekâtını sonlandırmanın yaratacağı siyasi riskleri bertaraf etmek ve iktidarını pekiştirmek amacıyla ordusuna yeni bir taarruz emri vermiştir.</w:t>
+      </w:r>
+      <w:r>
+        <w:t xml:space="preserve"> </w:t>
+      </w:r>
+      <w:r>
+        <w:t xml:space="preserve">(Tavukçu, 2019)</w:t>
+      </w:r>
+    </w:p>
+    <w:p>
+      <w:pPr>
+        <w:pStyle w:val="Heading3"/>
+      </w:pPr>
+      <w:r>
+        <w:t xml:space="preserve">II. Askeri Sebepler</w:t>
+      </w:r>
+    </w:p>
+    <w:p>
+      <w:pPr>
+        <w:pStyle w:val="FirstParagraph"/>
+      </w:pPr>
+      <w:r>
+        <w:t xml:space="preserve">Yunanistan açısından en önemli askeri tetikleyici, düzenli orduyu oldukça meşgul eden</w:t>
+      </w:r>
+      <w:r>
+        <w:t xml:space="preserve"> </w:t>
+      </w:r>
+      <w:r>
+        <w:rPr>
+          <w:b/>
+          <w:bCs/>
+        </w:rPr>
+        <w:t xml:space="preserve">Çerkez Ethem İsyanı</w:t>
+      </w:r>
+      <w:r>
+        <w:t xml:space="preserve"> </w:t>
+      </w:r>
+      <w:r>
+        <w:t xml:space="preserve">olmuştur. Yunan komuta kademesi, Türk kuvvetlerinin isyanı bastırmak üzere kuvvetlerini</w:t>
+      </w:r>
+      <w:r>
+        <w:t xml:space="preserve"> </w:t>
+      </w:r>
+      <w:r>
+        <w:rPr>
+          <w:b/>
+          <w:bCs/>
+        </w:rPr>
+        <w:t xml:space="preserve">Gediz</w:t>
+      </w:r>
+      <w:r>
+        <w:t xml:space="preserve"> </w:t>
+      </w:r>
+      <w:r>
+        <w:t xml:space="preserve">civarına kaydırmasını stratejik bir fırsat olarak görmüş ve Türk ordusunun hazırlıksız yakalanacağı düşüncesiyle acele bir harekât kararı almıştır. Ayrıca,</w:t>
+      </w:r>
+      <w:r>
+        <w:t xml:space="preserve"> </w:t>
+      </w:r>
+      <w:r>
+        <w:rPr>
+          <w:b/>
+          <w:bCs/>
+        </w:rPr>
+        <w:t xml:space="preserve">Batı Cephesi</w:t>
+      </w:r>
+      <w:r>
+        <w:t xml:space="preserve">’nde kurulan düzenli ordunun her geçen gün güçlendiğine dair alınan istihbarat raporları, Yunanların Türklerin ulaştırma ve lojistik merkezi olan</w:t>
+      </w:r>
+      <w:r>
+        <w:t xml:space="preserve"> </w:t>
+      </w:r>
+      <w:r>
+        <w:rPr>
+          <w:b/>
+          <w:bCs/>
+        </w:rPr>
+        <w:t xml:space="preserve">Eskişehir</w:t>
+      </w:r>
+      <w:r>
+        <w:t xml:space="preserve"> </w:t>
+      </w:r>
+      <w:r>
+        <w:t xml:space="preserve">üzerine bir an önce yürüyerek direnişi henüz yolun başındayken ezme isteğini güçlendirmiştir.</w:t>
+      </w:r>
+      <w:r>
+        <w:t xml:space="preserve"> </w:t>
+      </w:r>
+      <w:r>
+        <w:rPr>
+          <w:b/>
+          <w:bCs/>
+        </w:rPr>
+        <w:t xml:space="preserve">Kral Konstantin</w:t>
+      </w:r>
+      <w:r>
+        <w:t xml:space="preserve"> </w:t>
+      </w:r>
+      <w:r>
+        <w:t xml:space="preserve">ayrıca ordudaki emir-komuta zafiyetini gidererek birlikleri</w:t>
+      </w:r>
+      <w:r>
+        <w:t xml:space="preserve"> </w:t>
+      </w:r>
+      <w:r>
+        <w:rPr>
+          <w:b/>
+          <w:bCs/>
+        </w:rPr>
+        <w:t xml:space="preserve">zabt-u rabt</w:t>
+      </w:r>
+      <w:r>
+        <w:t xml:space="preserve"> </w:t>
+      </w:r>
+      <w:r>
+        <w:t xml:space="preserve">altına almayı hedeflemiştir.</w:t>
+      </w:r>
+      <w:r>
+        <w:t xml:space="preserve"> </w:t>
+      </w:r>
+      <w:r>
+        <w:t xml:space="preserve">(Tavukçu, 2019)</w:t>
+      </w:r>
+    </w:p>
+    <w:p>
+      <w:pPr>
+        <w:pStyle w:val="Heading3"/>
+      </w:pPr>
+      <w:r>
+        <w:t xml:space="preserve">III. Ekonomik Sebepler</w:t>
+      </w:r>
+    </w:p>
+    <w:p>
+      <w:pPr>
+        <w:pStyle w:val="FirstParagraph"/>
+      </w:pPr>
+      <w:r>
+        <w:t xml:space="preserve">Yunanistan’ın içinde bulunduğu derin</w:t>
+      </w:r>
+      <w:r>
+        <w:t xml:space="preserve"> </w:t>
+      </w:r>
+      <w:r>
+        <w:rPr>
+          <w:b/>
+          <w:bCs/>
+        </w:rPr>
+        <w:t xml:space="preserve">finansal kriz</w:t>
+      </w:r>
+      <w:r>
+        <w:t xml:space="preserve">, askeri bir başarıyı zorunlu kılan ekonomik bir baskı unsuru oluşturmuştur. Atina yönetimi, Anadolu’da kazanılacak kesin bir zaferle</w:t>
+      </w:r>
+      <w:r>
+        <w:t xml:space="preserve"> </w:t>
+      </w:r>
+      <w:r>
+        <w:rPr>
+          <w:b/>
+          <w:bCs/>
+        </w:rPr>
+        <w:t xml:space="preserve">İtilaf Devletleri</w:t>
+      </w:r>
+      <w:r>
+        <w:t xml:space="preserve">’nin güvenini yeniden kazanmayı ve bu sayede durma noktasına gelen dış kredi akışını tekrar başlatmayı ummuştur. Küçük Asya Harekâtı’nın mali yükü Yunan bütçesini sarsarken, kamuoyunun dikkatini ekonomik sıkıntılardan başka bir yöne çekmek için askeri bir hamleye ihtiyaç duyulmuştur.</w:t>
+      </w:r>
+      <w:r>
+        <w:t xml:space="preserve"> </w:t>
+      </w:r>
+      <w:r>
+        <w:t xml:space="preserve">(Tavukçu, 2019)</w:t>
+      </w:r>
+    </w:p>
+    <w:p>
+      <w:pPr>
+        <w:pStyle w:val="Heading3"/>
+      </w:pPr>
+      <w:r>
+        <w:t xml:space="preserve">IV. Psikolojik Sebepler</w:t>
+      </w:r>
+    </w:p>
+    <w:p>
+      <w:pPr>
+        <w:pStyle w:val="FirstParagraph"/>
+      </w:pPr>
+      <w:r>
+        <w:t xml:space="preserve">Kral Konstantin için muharebe, aynı zamanda bir itibar ve meşruiyet meselesidir. Anadolu’dan çekilme kararı almak, Yunan ulusal ideali olan</w:t>
+      </w:r>
+      <w:r>
+        <w:t xml:space="preserve"> </w:t>
+      </w:r>
+      <w:r>
+        <w:rPr>
+          <w:b/>
+          <w:bCs/>
+        </w:rPr>
+        <w:t xml:space="preserve">Megali İdea</w:t>
+      </w:r>
+      <w:r>
+        <w:t xml:space="preserve">’dan kopuş anlamına geleceği için Kral, bu vicdani sorumluluğu yüklenmek yerine savaşı sürdürme yolunu seçmiştir. Yunan davasına hizmet etme gayesi ve ordusunun manevi gücünü test etme arzusu, Konstantin’i psikolojik olarak bu taarruza iten tali nedenler arasında yer almıştır.</w:t>
+      </w:r>
+      <w:r>
+        <w:t xml:space="preserve"> </w:t>
+      </w:r>
+      <w:r>
+        <w:t xml:space="preserve">(Tavukçu, 2019)</w:t>
+      </w:r>
+    </w:p>
+    <w:p>
+      <w:pPr>
+        <w:pStyle w:val="Heading3"/>
+      </w:pPr>
+      <w:r>
+        <w:t xml:space="preserve">V. Küçük Asya Ordusu Komutanı Papulas’ın Etkisi</w:t>
+      </w:r>
+    </w:p>
+    <w:p>
+      <w:pPr>
+        <w:pStyle w:val="FirstParagraph"/>
+      </w:pPr>
+      <w:r>
+        <w:t xml:space="preserve">Kral tarafından göreve getirilen</w:t>
+      </w:r>
+      <w:r>
+        <w:t xml:space="preserve"> </w:t>
+      </w:r>
+      <w:r>
+        <w:rPr>
+          <w:b/>
+          <w:bCs/>
+        </w:rPr>
+        <w:t xml:space="preserve">General Papulas</w:t>
+      </w:r>
+      <w:r>
+        <w:t xml:space="preserve">, kralcı rejimin saldırgan gücünü ispat etmek için hırslı bir tutum sergilemiştir. Görevi devralırken savaşın kararlılıkla süreceğini ilan eden Papulas, kazandığı başarılarla Kral’ın atama kararının doğruluğunu kanıtlamak istemiştir.</w:t>
+      </w:r>
+      <w:r>
+        <w:t xml:space="preserve"> </w:t>
+      </w:r>
+      <w:r>
+        <w:rPr>
+          <w:b/>
+          <w:bCs/>
+        </w:rPr>
+        <w:t xml:space="preserve">Ocak taarruzu</w:t>
+      </w:r>
+      <w:r>
+        <w:t xml:space="preserve"> </w:t>
+      </w:r>
+      <w:r>
+        <w:t xml:space="preserve">kararı, Papulas’ın bu saldırgan ve başarıya aç tutumuyla fikren desteklenmiş ve harekâta geçilmesinde etkili olmuştur.</w:t>
+      </w:r>
+      <w:r>
+        <w:t xml:space="preserve"> </w:t>
+      </w:r>
+      <w:r>
+        <w:t xml:space="preserve">(Tavukçu, 2019)</w:t>
+      </w:r>
+    </w:p>
+    <w:p>
+      <w:pPr>
+        <w:pStyle w:val="Heading2"/>
+      </w:pPr>
+      <w:r>
+        <w:t xml:space="preserve">Birinci İnönü Muharebesi’nin Gelişimi</w:t>
+      </w:r>
+    </w:p>
+    <w:p>
+      <w:pPr>
+        <w:pStyle w:val="FirstParagraph"/>
+      </w:pPr>
+      <w:r>
+        <w:rPr>
+          <w:b/>
+          <w:bCs/>
+        </w:rPr>
+        <w:t xml:space="preserve">Birinci İnönü Muharebesi</w:t>
+      </w:r>
+      <w:r>
+        <w:t xml:space="preserve">, Türk İstiklal Harbi’nin düzenli ordu eliyle yürütülen ilk ciddi sınavı olmuş; harekâtın gelişimi, Türk tarafının stratejik savunma ve oyalama taktikleri ile Yunan tarafının hızlı sonuç alma arzusu arasındaki mücadeleye sahne olmuştur. Muharebe süreci, sadece cephedeki çarpışmaları değil, aynı zamanda</w:t>
+      </w:r>
+      <w:r>
+        <w:t xml:space="preserve"> </w:t>
+      </w:r>
+      <w:r>
+        <w:rPr>
+          <w:b/>
+          <w:bCs/>
+        </w:rPr>
+        <w:t xml:space="preserve">TBMM Hükümeti</w:t>
+      </w:r>
+      <w:r>
+        <w:t xml:space="preserve">’nin iç isyanlarla mücadelesini de kapsayan çok boyutlu bir askeri harekâttır.</w:t>
+      </w:r>
+    </w:p>
+    <w:p>
+      <w:pPr>
+        <w:pStyle w:val="Heading3"/>
+      </w:pPr>
+      <w:r>
+        <w:t xml:space="preserve">I. Yunan Taarruzunun Başlaması ve İlk Temaslar (6-8 Ocak 1921)</w:t>
+      </w:r>
+    </w:p>
+    <w:p>
+      <w:pPr>
+        <w:pStyle w:val="FirstParagraph"/>
+      </w:pPr>
+      <w:r>
+        <w:t xml:space="preserve">Yunan ordusu, stratejik hedef olarak belirlediği</w:t>
+      </w:r>
+      <w:r>
+        <w:t xml:space="preserve"> </w:t>
+      </w:r>
+      <w:r>
+        <w:rPr>
+          <w:b/>
+          <w:bCs/>
+        </w:rPr>
+        <w:t xml:space="preserve">Eskişehir</w:t>
+      </w:r>
+      <w:r>
+        <w:t xml:space="preserve">’i ele geçirmek ve</w:t>
+      </w:r>
+      <w:r>
+        <w:t xml:space="preserve"> </w:t>
+      </w:r>
+      <w:r>
+        <w:rPr>
+          <w:b/>
+          <w:bCs/>
+        </w:rPr>
+        <w:t xml:space="preserve">Ankara</w:t>
+      </w:r>
+      <w:r>
+        <w:t xml:space="preserve">’daki milli hükümeti saf dışı bırakmak amacıyla</w:t>
+      </w:r>
+      <w:r>
+        <w:t xml:space="preserve"> </w:t>
+      </w:r>
+      <w:r>
+        <w:rPr>
+          <w:b/>
+          <w:bCs/>
+        </w:rPr>
+        <w:t xml:space="preserve">6 Ocak 1921</w:t>
+      </w:r>
+      <w:r>
+        <w:t xml:space="preserve"> </w:t>
+      </w:r>
+      <w:r>
+        <w:t xml:space="preserve">sabahı saat 07.00’de Bursa ve Uşak bölgelerinden genel bir taarruz başlatmıştır</w:t>
+      </w:r>
+      <w:r>
+        <w:t xml:space="preserve"> </w:t>
+      </w:r>
+      <w:r>
+        <w:t xml:space="preserve">(Tavukçu, 2019)</w:t>
+      </w:r>
+      <w:r>
+        <w:t xml:space="preserve">. Taarruzun başladığı sırada Türk ordusunun ana gövdesi, güneyde</w:t>
+      </w:r>
+      <w:r>
+        <w:t xml:space="preserve"> </w:t>
+      </w:r>
+      <w:r>
+        <w:rPr>
+          <w:b/>
+          <w:bCs/>
+        </w:rPr>
+        <w:t xml:space="preserve">Çerkez Ethem İsyanı</w:t>
+      </w:r>
+      <w:r>
+        <w:t xml:space="preserve">’nı bastırmakla meşgul olduğundan, cephe hattında başlangıçta zayıf örtme birlikleri bulunmaktaydı.</w:t>
+      </w:r>
+    </w:p>
+    <w:p>
+      <w:pPr>
+        <w:pStyle w:val="BodyText"/>
+      </w:pPr>
+      <w:r>
+        <w:t xml:space="preserve">Bursa bölgesinden ilerleyen Yunan</w:t>
+      </w:r>
+      <w:r>
+        <w:t xml:space="preserve"> </w:t>
+      </w:r>
+      <w:r>
+        <w:rPr>
+          <w:b/>
+          <w:bCs/>
+        </w:rPr>
+        <w:t xml:space="preserve">3. Kolordusu</w:t>
+      </w:r>
+      <w:r>
+        <w:t xml:space="preserve">, Yenişehir ve İnegöl istikametlerinden yürüyüşe geçmiş; Türk tarafında ise</w:t>
+      </w:r>
+      <w:r>
+        <w:t xml:space="preserve"> </w:t>
+      </w:r>
+      <w:r>
+        <w:rPr>
+          <w:b/>
+          <w:bCs/>
+        </w:rPr>
+        <w:t xml:space="preserve">24. Tümen</w:t>
+      </w:r>
+      <w:r>
+        <w:t xml:space="preserve"> </w:t>
+      </w:r>
+      <w:r>
+        <w:t xml:space="preserve">Komutanı Atıf Bey, düşmanı oyalayarak asıl savunma hattı olan İnönü mevziine kadar vakit kazanma görevini üstlenmiştir</w:t>
+      </w:r>
+      <w:r>
+        <w:t xml:space="preserve"> </w:t>
+      </w:r>
+      <w:r>
+        <w:t xml:space="preserve">(Özlü, 2012)</w:t>
+      </w:r>
+      <w:r>
+        <w:t xml:space="preserve">. 7 ve 8 Ocak tarihlerinde cereyan eden muharebeler, genellikle</w:t>
+      </w:r>
+      <w:r>
+        <w:t xml:space="preserve"> </w:t>
+      </w:r>
+      <w:r>
+        <w:rPr>
+          <w:b/>
+          <w:bCs/>
+        </w:rPr>
+        <w:t xml:space="preserve">Nazifpaşa</w:t>
+      </w:r>
+      <w:r>
+        <w:t xml:space="preserve">,</w:t>
+      </w:r>
+      <w:r>
+        <w:t xml:space="preserve"> </w:t>
+      </w:r>
+      <w:r>
+        <w:rPr>
+          <w:b/>
+          <w:bCs/>
+        </w:rPr>
+        <w:t xml:space="preserve">Karaköy</w:t>
+      </w:r>
+      <w:r>
+        <w:t xml:space="preserve"> </w:t>
+      </w:r>
+      <w:r>
+        <w:t xml:space="preserve">ve</w:t>
+      </w:r>
+      <w:r>
+        <w:t xml:space="preserve"> </w:t>
+      </w:r>
+      <w:r>
+        <w:rPr>
+          <w:b/>
+          <w:bCs/>
+        </w:rPr>
+        <w:t xml:space="preserve">Pazarcık</w:t>
+      </w:r>
+      <w:r>
+        <w:t xml:space="preserve"> </w:t>
+      </w:r>
+      <w:r>
+        <w:t xml:space="preserve">mevkilerinde yoğunlaşmıştır. Türk birlikleri, cephane ve personel eksikliğine rağmen inatçı bir alan savunması yaparak Yunan ilerleyişini yavaşlatmış; bu sırada Kütahya bölgesindeki asıl kuvvetlerin trenle İnönü’ye sevkiyatı hızla devam etmiştir</w:t>
+      </w:r>
+      <w:r>
+        <w:t xml:space="preserve"> </w:t>
+      </w:r>
+      <w:r>
+        <w:t xml:space="preserve">(Tavukçu, 2019)</w:t>
+      </w:r>
+      <w:r>
+        <w:t xml:space="preserve">.</w:t>
+      </w:r>
+    </w:p>
+    <w:p>
+      <w:pPr>
+        <w:pStyle w:val="Heading3"/>
+      </w:pPr>
+      <w:r>
+        <w:t xml:space="preserve">II. Kritik Safha: İnönü Mevzilerinde Boğaz Boğaza Mücadele (9-10 Ocak 1921)</w:t>
+      </w:r>
+    </w:p>
+    <w:p>
+      <w:pPr>
+        <w:pStyle w:val="FirstParagraph"/>
+      </w:pPr>
+      <w:r>
+        <w:t xml:space="preserve">Yunan kuvvetlerinin</w:t>
+      </w:r>
+      <w:r>
+        <w:t xml:space="preserve"> </w:t>
+      </w:r>
+      <w:r>
+        <w:rPr>
+          <w:b/>
+          <w:bCs/>
+        </w:rPr>
+        <w:t xml:space="preserve">9 Ocak 1921</w:t>
+      </w:r>
+      <w:r>
+        <w:t xml:space="preserve"> </w:t>
+      </w:r>
+      <w:r>
+        <w:t xml:space="preserve">tarihinde İnönü asıl mevzilerinin önüne ulaşmasıyla muharebenin en kanlı safhası başlamıştır.</w:t>
+      </w:r>
+      <w:r>
+        <w:t xml:space="preserve"> </w:t>
+      </w:r>
+      <w:r>
+        <w:rPr>
+          <w:b/>
+          <w:bCs/>
+        </w:rPr>
+        <w:t xml:space="preserve">Batı Cephesi Komutanı Albay İsmet Bey</w:t>
+      </w:r>
+      <w:r>
+        <w:t xml:space="preserve">, Kütahya’dan gelerek komutayı bizzat ele almış ve tümenlere kesin savunma emirlerini iletmiştir</w:t>
+      </w:r>
+      <w:r>
+        <w:t xml:space="preserve"> </w:t>
+      </w:r>
+      <w:r>
+        <w:t xml:space="preserve">(Özlü, 2012)</w:t>
+      </w:r>
+      <w:r>
+        <w:t xml:space="preserve">.</w:t>
+      </w:r>
+    </w:p>
+    <w:p>
+      <w:pPr>
+        <w:pStyle w:val="BodyText"/>
+      </w:pPr>
+      <w:r>
+        <w:rPr>
+          <w:b/>
+          <w:bCs/>
+        </w:rPr>
+        <w:t xml:space="preserve">10 Ocak</w:t>
+      </w:r>
+      <w:r>
+        <w:t xml:space="preserve">, muharebenin kaderini tayin eden en kritik gün olmuştur. Sabahın erken saatlerinden itibaren yoğun bir sis altında başlayan çarpışmalar,</w:t>
+      </w:r>
+      <w:r>
+        <w:t xml:space="preserve"> </w:t>
+      </w:r>
+      <w:r>
+        <w:rPr>
+          <w:b/>
+          <w:bCs/>
+        </w:rPr>
+        <w:t xml:space="preserve">Kovalca</w:t>
+      </w:r>
+      <w:r>
+        <w:t xml:space="preserve">,</w:t>
+      </w:r>
+      <w:r>
+        <w:t xml:space="preserve"> </w:t>
+      </w:r>
+      <w:r>
+        <w:rPr>
+          <w:b/>
+          <w:bCs/>
+        </w:rPr>
+        <w:t xml:space="preserve">Akpınar</w:t>
+      </w:r>
+      <w:r>
+        <w:t xml:space="preserve"> </w:t>
+      </w:r>
+      <w:r>
+        <w:t xml:space="preserve">ve</w:t>
+      </w:r>
+      <w:r>
+        <w:t xml:space="preserve"> </w:t>
+      </w:r>
+      <w:r>
+        <w:rPr>
+          <w:b/>
+          <w:bCs/>
+        </w:rPr>
+        <w:t xml:space="preserve">Metristepe</w:t>
+      </w:r>
+      <w:r>
+        <w:t xml:space="preserve"> </w:t>
+      </w:r>
+      <w:r>
+        <w:t xml:space="preserve">hattında şiddetlenmiştir. Yunan ordusu, Türk mevzilerinin sol kanadına ve merkezine yönelik ağır taarruzlar gerçekleştirmiş; yer yer Türk siperlerine girerek bazı stratejik tepeleri ele geçirmiştir</w:t>
+      </w:r>
+      <w:r>
+        <w:t xml:space="preserve"> </w:t>
+      </w:r>
+      <w:r>
+        <w:t xml:space="preserve">(Tavukçu, 2019)</w:t>
+      </w:r>
+      <w:r>
+        <w:t xml:space="preserve">. Özellikle</w:t>
+      </w:r>
+      <w:r>
+        <w:t xml:space="preserve"> </w:t>
+      </w:r>
+      <w:r>
+        <w:rPr>
+          <w:b/>
+          <w:bCs/>
+        </w:rPr>
+        <w:t xml:space="preserve">4. Tümen</w:t>
+      </w:r>
+      <w:r>
+        <w:t xml:space="preserve"> </w:t>
+      </w:r>
+      <w:r>
+        <w:t xml:space="preserve">ve</w:t>
+      </w:r>
+      <w:r>
+        <w:t xml:space="preserve"> </w:t>
+      </w:r>
+      <w:r>
+        <w:rPr>
+          <w:b/>
+          <w:bCs/>
+        </w:rPr>
+        <w:t xml:space="preserve">11. Tümen</w:t>
+      </w:r>
+      <w:r>
+        <w:t xml:space="preserve"> </w:t>
+      </w:r>
+      <w:r>
+        <w:t xml:space="preserve">birlikleri, sayıca üstün düşman karşısında süngü ve dipçik kullanarak mevzilerini korumaya çalışmıştır.</w:t>
+      </w:r>
+    </w:p>
+    <w:p>
+      <w:pPr>
+        <w:pStyle w:val="BodyText"/>
+      </w:pPr>
+      <w:r>
+        <w:t xml:space="preserve">Muharebenin öğleden sonraki saatlerinde, Yunan baskısının artması ve mevzilerde oluşan gedikler nedeniyle İsmet Bey, birliklerin daha gerideki</w:t>
+      </w:r>
+      <w:r>
+        <w:t xml:space="preserve"> </w:t>
+      </w:r>
+      <w:r>
+        <w:rPr>
+          <w:b/>
+          <w:bCs/>
+        </w:rPr>
+        <w:t xml:space="preserve">Beşkardeşdağı-Zemzemiye-Oklubalı</w:t>
+      </w:r>
+      <w:r>
+        <w:t xml:space="preserve"> </w:t>
+      </w:r>
+      <w:r>
+        <w:t xml:space="preserve">hattına çekilmesi emrini vermiştir</w:t>
+      </w:r>
+      <w:r>
+        <w:t xml:space="preserve"> </w:t>
+      </w:r>
+      <w:r>
+        <w:t xml:space="preserve">(Özlü, 2012)</w:t>
+      </w:r>
+      <w:r>
+        <w:t xml:space="preserve">. Bu çekilme kararı, ordunun tamamen imha olmasını engellemek ve savunmayı daha elverişli bir hatta sürdürmek amacı taşımaktaydı. Ancak tam bu sırada, Türk ordusunun inatçı direnişi karşısında yıpranan ve sürekli takviye alan Türk tarafının kendilerini kuşatacağından endişe eden Yunan komuta kademesi de benzer bir geri çekilme kararı almıştır</w:t>
+      </w:r>
+      <w:r>
+        <w:t xml:space="preserve"> </w:t>
+      </w:r>
+      <w:r>
+        <w:t xml:space="preserve">(Tavukçu, 2019)</w:t>
+      </w:r>
+      <w:r>
+        <w:t xml:space="preserve">.</w:t>
+      </w:r>
+    </w:p>
+    <w:p>
+      <w:pPr>
+        <w:pStyle w:val="Heading3"/>
+      </w:pPr>
+      <w:r>
+        <w:t xml:space="preserve">III. Yunan Ricatı ve Takip Harekâtı (11-17 Ocak 1921)</w:t>
+      </w:r>
+    </w:p>
+    <w:p>
+      <w:pPr>
+        <w:pStyle w:val="FirstParagraph"/>
+      </w:pPr>
+      <w:r>
+        <w:rPr>
+          <w:b/>
+          <w:bCs/>
+        </w:rPr>
+        <w:t xml:space="preserve">11 Ocak 1921</w:t>
+      </w:r>
+      <w:r>
+        <w:t xml:space="preserve"> </w:t>
+      </w:r>
+      <w:r>
+        <w:t xml:space="preserve">sabahı Türk keşif kolları, Yunan mevzilerinde bir hareketlilik olmadığını ve düşmanın gece karanlığından yararlanarak sessizce çekildiğini rapor etmiştir</w:t>
+      </w:r>
+      <w:r>
+        <w:t xml:space="preserve"> </w:t>
+      </w:r>
+      <w:r>
+        <w:t xml:space="preserve">(Özlü, 2012)</w:t>
+      </w:r>
+      <w:r>
+        <w:t xml:space="preserve">. Yunan ordusunun bu beklenmedik ricatı, Türk ordusu için kesin bir zafer müjdesi olmuştur. İsmet Bey, Genelkurmay Başkanlığı’na gönderdiği raporla düşmanın perişan bir halde geri çekildiğini bildirmiş ve derhal</w:t>
+      </w:r>
+      <w:r>
+        <w:t xml:space="preserve"> </w:t>
+      </w:r>
+      <w:r>
+        <w:rPr>
+          <w:b/>
+          <w:bCs/>
+        </w:rPr>
+        <w:t xml:space="preserve">Takip Harekâtı</w:t>
+      </w:r>
+      <w:r>
+        <w:t xml:space="preserve">’nı başlatmıştır.</w:t>
+      </w:r>
+    </w:p>
+    <w:p>
+      <w:pPr>
+        <w:pStyle w:val="BodyText"/>
+      </w:pPr>
+      <w:r>
+        <w:t xml:space="preserve">Türk birlikleri, kaçan düşmanı</w:t>
+      </w:r>
+      <w:r>
+        <w:t xml:space="preserve"> </w:t>
+      </w:r>
+      <w:r>
+        <w:rPr>
+          <w:b/>
+          <w:bCs/>
+        </w:rPr>
+        <w:t xml:space="preserve">Bilecik</w:t>
+      </w:r>
+      <w:r>
+        <w:t xml:space="preserve"> </w:t>
+      </w:r>
+      <w:r>
+        <w:t xml:space="preserve">ve</w:t>
+      </w:r>
+      <w:r>
+        <w:t xml:space="preserve"> </w:t>
+      </w:r>
+      <w:r>
+        <w:rPr>
+          <w:b/>
+          <w:bCs/>
+        </w:rPr>
+        <w:t xml:space="preserve">Yenişehir</w:t>
+      </w:r>
+      <w:r>
+        <w:t xml:space="preserve"> </w:t>
+      </w:r>
+      <w:r>
+        <w:t xml:space="preserve">istikametlerinde takip etmiş; 12-16 Ocak tarihleri arasında yapılan bu takip sırasında Yunan artçılarıyla yer yer çatışmalar yaşanmıştır</w:t>
+      </w:r>
+      <w:r>
+        <w:t xml:space="preserve"> </w:t>
+      </w:r>
+      <w:r>
+        <w:t xml:space="preserve">(Tavukçu, 2019)</w:t>
+      </w:r>
+      <w:r>
+        <w:t xml:space="preserve">. Yunan ordusu, çekilirken Bilecik ve Karaköy istasyonlarını yakarak tahrip etmiş, 17 Ocak 1921 itibarıyla tamamen eski mevzilerine (Bursa hattı) dönmek zorunda kalmıştır. Bu tarih, Birinci İnönü Muharebesi’nin askeri olarak sona erdiği gün olarak kayıtlara geçmiştir</w:t>
+      </w:r>
+      <w:r>
+        <w:t xml:space="preserve"> </w:t>
+      </w:r>
+      <w:r>
+        <w:t xml:space="preserve">(Özlü, 2012)</w:t>
+      </w:r>
+      <w:r>
+        <w:t xml:space="preserve">.</w:t>
+      </w:r>
+    </w:p>
+    <w:p>
+      <w:pPr>
+        <w:pStyle w:val="Heading3"/>
+      </w:pPr>
+      <w:r>
+        <w:t xml:space="preserve">IV. Muharebenin Askeri ve Stratejik Analizi</w:t>
+      </w:r>
+    </w:p>
+    <w:p>
+      <w:pPr>
+        <w:pStyle w:val="FirstParagraph"/>
+      </w:pPr>
+      <w:r>
+        <w:t xml:space="preserve">Muharebe süresince Türk tarafı, toplamda</w:t>
+      </w:r>
+      <w:r>
+        <w:t xml:space="preserve"> </w:t>
+      </w:r>
+      <w:r>
+        <w:rPr>
+          <w:b/>
+          <w:bCs/>
+        </w:rPr>
+        <w:t xml:space="preserve">8.500 kişilik</w:t>
+      </w:r>
+      <w:r>
+        <w:t xml:space="preserve"> </w:t>
+      </w:r>
+      <w:r>
+        <w:t xml:space="preserve">bir kuvvetle, kendisinden yaklaşık üç kat daha büyük olan</w:t>
+      </w:r>
+      <w:r>
+        <w:t xml:space="preserve"> </w:t>
+      </w:r>
+      <w:r>
+        <w:rPr>
+          <w:b/>
+          <w:bCs/>
+        </w:rPr>
+        <w:t xml:space="preserve">24.000 kişilik</w:t>
+      </w:r>
+      <w:r>
+        <w:t xml:space="preserve"> </w:t>
+      </w:r>
+      <w:r>
+        <w:t xml:space="preserve">Yunan ordusuna karşı durmuştur</w:t>
+      </w:r>
+      <w:r>
+        <w:t xml:space="preserve"> </w:t>
+      </w:r>
+      <w:r>
+        <w:t xml:space="preserve">(Tavukçu, 2019)</w:t>
+      </w:r>
+      <w:r>
+        <w:t xml:space="preserve">. Türk Genelkurmayı’nın bu başarıdaki en büyük payı, eldeki kıt imkânları en kritik noktada (İnönü) toplayabilmesi ve</w:t>
+      </w:r>
+      <w:r>
+        <w:t xml:space="preserve"> </w:t>
+      </w:r>
+      <w:r>
+        <w:rPr>
+          <w:b/>
+          <w:bCs/>
+        </w:rPr>
+        <w:t xml:space="preserve">iç hat manevrası</w:t>
+      </w:r>
+      <w:r>
+        <w:t xml:space="preserve"> </w:t>
+      </w:r>
+      <w:r>
+        <w:t xml:space="preserve">ile birlikleri hızla cepheler arasında kaydırabilmesidir</w:t>
+      </w:r>
+      <w:r>
+        <w:t xml:space="preserve"> </w:t>
+      </w:r>
+      <w:r>
+        <w:t xml:space="preserve">(Özlü, 2012)</w:t>
+      </w:r>
+      <w:r>
+        <w:t xml:space="preserve">.</w:t>
+      </w:r>
+    </w:p>
+    <w:p>
+      <w:pPr>
+        <w:pStyle w:val="BodyText"/>
+      </w:pPr>
+      <w:r>
+        <w:t xml:space="preserve">Yunan tarafı ise,</w:t>
+      </w:r>
+      <w:r>
+        <w:t xml:space="preserve"> </w:t>
+      </w:r>
+      <w:r>
+        <w:rPr>
+          <w:b/>
+          <w:bCs/>
+        </w:rPr>
+        <w:t xml:space="preserve">Uşak Grubu</w:t>
+      </w:r>
+      <w:r>
+        <w:t xml:space="preserve">’nun taarruza yeterli desteği vermemesi ve Türk ordusunun direniş gücünü yanlış tahmin etmesi nedeniyle stratejik bir hata yapmıştır. Yunanların muharebeyi bir</w:t>
       </w:r>
       <w:r>
         <w:t xml:space="preserve"> </w:t>
@@ -1082,23 +2461,7 @@
         <w:t xml:space="preserve"> </w:t>
       </w:r>
       <w:r>
-        <w:t xml:space="preserve">olarak adlandırsa da, sahadaki kuvvet yığınağı bunun kapsamlı bir</w:t>
-      </w:r>
-      <w:r>
-        <w:t xml:space="preserve"> </w:t>
-      </w:r>
-      <w:r>
-        <w:rPr>
-          <w:b/>
-          <w:bCs/>
-        </w:rPr>
-        <w:t xml:space="preserve">imha harekâtı</w:t>
-      </w:r>
-      <w:r>
-        <w:t xml:space="preserve"> </w:t>
-      </w:r>
-      <w:r>
-        <w:t xml:space="preserve">olduğunu göstermektedir</w:t>
+        <w:t xml:space="preserve">olarak nitelendirme çabalarına rağmen, sahadaki çarpışmaların şiddeti ve verilen kayıplar, bunun topyekûn bir imha harekâtı olduğunu kanıtlamaktadır</w:t>
       </w:r>
       <w:r>
         <w:t xml:space="preserve"> </w:t>
@@ -1107,15 +2470,490 @@
         <w:t xml:space="preserve">(Tavukçu, 2019)</w:t>
       </w:r>
       <w:r>
+        <w:t xml:space="preserve">. Sonuç olarak, düzenli ordunun bu ilk zaferi, milli mücadelenin askeri ve siyasi geleceği için sarsılmaz bir temel oluşturmuştur.</w:t>
+      </w:r>
+    </w:p>
+    <w:p>
+      <w:pPr>
+        <w:pStyle w:val="Heading2"/>
+      </w:pPr>
+      <w:r>
+        <w:t xml:space="preserve">Birinci İnönü Muharebesi’nin Sonuçları</w:t>
+      </w:r>
+    </w:p>
+    <w:p>
+      <w:pPr>
+        <w:pStyle w:val="FirstParagraph"/>
+      </w:pPr>
+      <w:r>
+        <w:rPr>
+          <w:b/>
+          <w:bCs/>
+        </w:rPr>
+        <w:t xml:space="preserve">Birinci İnönü Muharebesi</w:t>
+      </w:r>
+      <w:r>
+        <w:t xml:space="preserve">, askeri boyutuyla mütevazı bir çatışma olarak değerlendirilse de, doğurduğu siyasi, hukuki ve diplomatik etkiler bakımından Türk İstiklal Harbi’nin en kritik</w:t>
+      </w:r>
+      <w:r>
+        <w:t xml:space="preserve"> </w:t>
+      </w:r>
+      <w:r>
+        <w:rPr>
+          <w:b/>
+          <w:bCs/>
+        </w:rPr>
+        <w:t xml:space="preserve">dönüm noktalarından</w:t>
+      </w:r>
+      <w:r>
+        <w:t xml:space="preserve"> </w:t>
+      </w:r>
+      <w:r>
+        <w:t xml:space="preserve">birini teşkil etmiştir. TBMM Hükümeti’nin askeri ve siyasi varlığının tartışıldığı, halkın istiklal kaygısı yaşadığı bir dönemde kazanılan bu başarı, Anadolu’nun bağımsızlık mücadelesinde yeni bir aşamaya geçilmesini sağlamıştır</w:t>
+      </w:r>
+      <w:r>
+        <w:t xml:space="preserve"> </w:t>
+      </w:r>
+      <w:r>
+        <w:t xml:space="preserve">(Tavukçu, 2019)</w:t>
+      </w:r>
+      <w:r>
+        <w:t xml:space="preserve">. Düzenli ordunun kazandığı bu ilk galibiyet, hem milli hareketin içerdeki otoritesini perçinlemiş hem de uluslararası alanda Ankara’nın meşru bir güç olarak tanınmasının yolunu açmıştır</w:t>
+      </w:r>
+      <w:r>
+        <w:t xml:space="preserve"> </w:t>
+      </w:r>
+      <w:r>
+        <w:t xml:space="preserve">(Özlü, 2012)</w:t>
+      </w:r>
+      <w:r>
         <w:t xml:space="preserve">.</w:t>
       </w:r>
     </w:p>
     <w:p>
       <w:pPr>
-        <w:pStyle w:val="Heading3"/>
-      </w:pPr>
-      <w:r>
-        <w:t xml:space="preserve">III. Kuvvet Dengesi ve Stratejik Farklılıklar</w:t>
+        <w:pStyle w:val="BodyText"/>
+      </w:pPr>
+      <w:r>
+        <w:t xml:space="preserve">Muharebenin en somut askeri neticesi,</w:t>
+      </w:r>
+      <w:r>
+        <w:t xml:space="preserve"> </w:t>
+      </w:r>
+      <w:r>
+        <w:rPr>
+          <w:b/>
+          <w:bCs/>
+        </w:rPr>
+        <w:t xml:space="preserve">düzenli ordunun rüştünü ispat etmesi</w:t>
+      </w:r>
+      <w:r>
+        <w:t xml:space="preserve"> </w:t>
+      </w:r>
+      <w:r>
+        <w:t xml:space="preserve">ve halkın orduya olan güveninin sarsılmaz bir şekilde pekişmesidir. Kuvayı Milliye’den düzenli orduya geçiş sürecindeki tereddütler bu zaferle birlikte son bulmuş, orduya katılım oranları hızla artarken firarlar önemli ölçüde azalmıştır</w:t>
+      </w:r>
+      <w:r>
+        <w:t xml:space="preserve"> </w:t>
+      </w:r>
+      <w:r>
+        <w:t xml:space="preserve">(Tavukçu, 2019)</w:t>
+      </w:r>
+      <w:r>
+        <w:t xml:space="preserve">. Ayrıca bu askeri başarı, Ankara’nın başında büyük bir sorun olan</w:t>
+      </w:r>
+      <w:r>
+        <w:t xml:space="preserve"> </w:t>
+      </w:r>
+      <w:r>
+        <w:rPr>
+          <w:b/>
+          <w:bCs/>
+        </w:rPr>
+        <w:t xml:space="preserve">Çerkez Ethem İsyanı</w:t>
+      </w:r>
+      <w:r>
+        <w:t xml:space="preserve">’nın kesin olarak bastırılmasına zemin hazırlamıştır. Hükümet, Yunan taarruzunu durdurmanın verdiği moral ve motivasyonla içerdeki en güçlü askeri muhalefeti tasfiye ederek askeri otoriteyi tek merkezde toplamayı başarmıştır</w:t>
+      </w:r>
+      <w:r>
+        <w:t xml:space="preserve"> </w:t>
+      </w:r>
+      <w:r>
+        <w:t xml:space="preserve">(Özlü, 2012)</w:t>
+      </w:r>
+      <w:r>
+        <w:t xml:space="preserve">. Bu yönüyle muharebe,</w:t>
+      </w:r>
+      <w:r>
+        <w:t xml:space="preserve"> </w:t>
+      </w:r>
+      <w:r>
+        <w:rPr>
+          <w:b/>
+          <w:bCs/>
+        </w:rPr>
+        <w:t xml:space="preserve">Cumhuriyet ordusunun gerçek temellerinin</w:t>
+      </w:r>
+      <w:r>
+        <w:t xml:space="preserve"> </w:t>
+      </w:r>
+      <w:r>
+        <w:t xml:space="preserve">atıldığı bir sınav olarak tarihe geçmiştir.</w:t>
+      </w:r>
+    </w:p>
+    <w:p>
+      <w:pPr>
+        <w:pStyle w:val="BodyText"/>
+      </w:pPr>
+      <w:r>
+        <w:t xml:space="preserve">İç siyaset ve hukuk alanında zaferin yarattığı meşruiyet zemini, devletleşme yolunda dev adımların atılmasına imkân tanımıştır. Muharebenin hemen ardından, 20 Ocak 1921’de kabul edilen</w:t>
+      </w:r>
+      <w:r>
+        <w:t xml:space="preserve"> </w:t>
+      </w:r>
+      <w:r>
+        <w:rPr>
+          <w:b/>
+          <w:bCs/>
+        </w:rPr>
+        <w:t xml:space="preserve">1921 Teşkilat-ı Esasiye Kanunu</w:t>
+      </w:r>
+      <w:r>
+        <w:t xml:space="preserve"> </w:t>
+      </w:r>
+      <w:r>
+        <w:t xml:space="preserve">ile egemenliğin kayıtsız şartsız millete ait olduğu ve Türk milletini temsil yetkisinin sadece TBMM’de bulunduğu hukuken tescil edilmiştir</w:t>
+      </w:r>
+      <w:r>
+        <w:t xml:space="preserve"> </w:t>
+      </w:r>
+      <w:r>
+        <w:t xml:space="preserve">(Tavukçu, 2019)</w:t>
+      </w:r>
+      <w:r>
+        <w:t xml:space="preserve">. Aynı süreçte, milli bağımsızlık idealinin sembolü olan</w:t>
+      </w:r>
+      <w:r>
+        <w:t xml:space="preserve"> </w:t>
+      </w:r>
+      <w:r>
+        <w:rPr>
+          <w:b/>
+          <w:bCs/>
+        </w:rPr>
+        <w:t xml:space="preserve">İstiklal Marşı</w:t>
+      </w:r>
+      <w:r>
+        <w:t xml:space="preserve">’nın kabul edilmesi de bu zaferin yarattığı manevi iklimin bir sonucudur. Bu gelişmelerle birlikte</w:t>
+      </w:r>
+      <w:r>
+        <w:t xml:space="preserve"> </w:t>
+      </w:r>
+      <w:r>
+        <w:rPr>
+          <w:b/>
+          <w:bCs/>
+        </w:rPr>
+        <w:t xml:space="preserve">Mustafa Kemal Paşa</w:t>
+      </w:r>
+      <w:r>
+        <w:t xml:space="preserve">, hem halk nezdinde hem de meclis içindeki muhalif gruplar karşısında siyasi otoritesini sarsılmaz bir konuma taşımış ve İstanbul Hükümeti’ne karşı büyük bir siyasi üstünlük elde etmiştir</w:t>
+      </w:r>
+      <w:r>
+        <w:t xml:space="preserve"> </w:t>
+      </w:r>
+      <w:r>
+        <w:t xml:space="preserve">(Özlü, 2012)</w:t>
+      </w:r>
+      <w:r>
+        <w:t xml:space="preserve">.</w:t>
+      </w:r>
+    </w:p>
+    <w:p>
+      <w:pPr>
+        <w:pStyle w:val="BodyText"/>
+      </w:pPr>
+      <w:r>
+        <w:t xml:space="preserve">Uluslararası diplomasi sahasında Birinci İnönü Zaferi, İtilaf Devletleri’nin Milli Mücadele’ye bakış açısında köklü bir</w:t>
+      </w:r>
+      <w:r>
+        <w:t xml:space="preserve"> </w:t>
+      </w:r>
+      <w:r>
+        <w:rPr>
+          <w:b/>
+          <w:bCs/>
+        </w:rPr>
+        <w:t xml:space="preserve">kırılmaya</w:t>
+      </w:r>
+      <w:r>
+        <w:t xml:space="preserve"> </w:t>
+      </w:r>
+      <w:r>
+        <w:t xml:space="preserve">neden olmuştur. Sevr Antlaşması’nın mevcut haliyle ve silah zoruyla uygulanamayacağı anlaşılınca, diplomatik çözüm arayışları hız kazanmıştır. Bu durumun en önemli yansıması, TBMM’nin varlığının resmen tanınması anlamına gelen</w:t>
+      </w:r>
+      <w:r>
+        <w:t xml:space="preserve"> </w:t>
+      </w:r>
+      <w:r>
+        <w:rPr>
+          <w:b/>
+          <w:bCs/>
+        </w:rPr>
+        <w:t xml:space="preserve">Londra Konferansı</w:t>
+      </w:r>
+      <w:r>
+        <w:t xml:space="preserve">’na Ankara Hükümeti’nin doğrudan davet edilmesidir</w:t>
+      </w:r>
+      <w:r>
+        <w:t xml:space="preserve"> </w:t>
+      </w:r>
+      <w:r>
+        <w:t xml:space="preserve">(Tavukçu, 2019)</w:t>
+      </w:r>
+      <w:r>
+        <w:t xml:space="preserve">. İngiliz diplomasisinde de belirgin bir üslup değişikliği yaşanmış; daha önce Mustafa Kemal Paşa için kullanılan</w:t>
+      </w:r>
+      <w:r>
+        <w:t xml:space="preserve"> </w:t>
+      </w:r>
+      <w:r>
+        <w:t xml:space="preserve">“asi”</w:t>
+      </w:r>
+      <w:r>
+        <w:t xml:space="preserve"> </w:t>
+      </w:r>
+      <w:r>
+        <w:t xml:space="preserve">veya</w:t>
+      </w:r>
+      <w:r>
+        <w:t xml:space="preserve"> </w:t>
+      </w:r>
+      <w:r>
+        <w:t xml:space="preserve">“çete başı”</w:t>
+      </w:r>
+      <w:r>
+        <w:t xml:space="preserve"> </w:t>
+      </w:r>
+      <w:r>
+        <w:t xml:space="preserve">gibi ifadeler yerini</w:t>
+      </w:r>
+      <w:r>
+        <w:t xml:space="preserve"> </w:t>
+      </w:r>
+      <w:r>
+        <w:rPr>
+          <w:b/>
+          <w:bCs/>
+        </w:rPr>
+        <w:t xml:space="preserve">“Anadolu Hükümeti”</w:t>
+      </w:r>
+      <w:r>
+        <w:t xml:space="preserve"> </w:t>
+      </w:r>
+      <w:r>
+        <w:t xml:space="preserve">tanımına bırakmıştır</w:t>
+      </w:r>
+      <w:r>
+        <w:t xml:space="preserve"> </w:t>
+      </w:r>
+      <w:r>
+        <w:t xml:space="preserve">(Tavukçu, 2019)</w:t>
+      </w:r>
+      <w:r>
+        <w:t xml:space="preserve">. Aynı zamanda bu zafer, Sovyet Rusya ile ilişkilerin rayına oturmasını sağlayarak 16 Mart 1921’de imzalanacak olan</w:t>
+      </w:r>
+      <w:r>
+        <w:t xml:space="preserve"> </w:t>
+      </w:r>
+      <w:r>
+        <w:rPr>
+          <w:b/>
+          <w:bCs/>
+        </w:rPr>
+        <w:t xml:space="preserve">Moskova Antlaşması</w:t>
+      </w:r>
+      <w:r>
+        <w:t xml:space="preserve">’na giden yolu açmış, böylece Milli Mücadele büyük bir dış desteği arkasına almıştır</w:t>
+      </w:r>
+      <w:r>
+        <w:t xml:space="preserve"> </w:t>
+      </w:r>
+      <w:r>
+        <w:t xml:space="preserve">(Özlü, 2012)</w:t>
+      </w:r>
+      <w:r>
+        <w:t xml:space="preserve">.</w:t>
+      </w:r>
+    </w:p>
+    <w:p>
+      <w:pPr>
+        <w:pStyle w:val="BodyText"/>
+      </w:pPr>
+      <w:r>
+        <w:t xml:space="preserve">Yunanistan tarafında ise muharebe, ciddi bir siyasi sarsıntıya ve moral kaybına yol açmıştır. Yunan Genelkurmayı her ne kadar harekâtı bir</w:t>
+      </w:r>
+      <w:r>
+        <w:t xml:space="preserve"> </w:t>
+      </w:r>
+      <w:r>
+        <w:t xml:space="preserve">“keşif taarruzu”</w:t>
+      </w:r>
+      <w:r>
+        <w:t xml:space="preserve"> </w:t>
+      </w:r>
+      <w:r>
+        <w:t xml:space="preserve">olarak nitelendirip başarısızlığı örtbas etmeye çalışsa da, sahadaki gerçekler Atina’da</w:t>
+      </w:r>
+      <w:r>
+        <w:t xml:space="preserve"> </w:t>
+      </w:r>
+      <w:r>
+        <w:rPr>
+          <w:b/>
+          <w:bCs/>
+        </w:rPr>
+        <w:t xml:space="preserve">hükümet değişikliğine</w:t>
+      </w:r>
+      <w:r>
+        <w:t xml:space="preserve"> </w:t>
+      </w:r>
+      <w:r>
+        <w:t xml:space="preserve">neden olmuş ve Rallis Hükümeti istifa etmek zorunda kalmıştır</w:t>
+      </w:r>
+      <w:r>
+        <w:t xml:space="preserve"> </w:t>
+      </w:r>
+      <w:r>
+        <w:t xml:space="preserve">(Tavukçu, 2019)</w:t>
+      </w:r>
+      <w:r>
+        <w:t xml:space="preserve">. Yunan ordusundaki Venizelist ve Kralcı çekişmesi bu mağlubiyetle daha da derinleşmiş, askerlerin Anadolu’daki savaşı sürdürme konusundaki inancı zayıflamaya başlamıştır. Sonuç olarak, Mustafa Kemal Paşa’nın ifadesiyle, bu zaferle sadece düşman değil, aynı zamanda</w:t>
+      </w:r>
+      <w:r>
+        <w:t xml:space="preserve"> </w:t>
+      </w:r>
+      <w:r>
+        <w:rPr>
+          <w:b/>
+          <w:bCs/>
+        </w:rPr>
+        <w:t xml:space="preserve">“milletin makûs talihi”</w:t>
+      </w:r>
+      <w:r>
+        <w:t xml:space="preserve"> </w:t>
+      </w:r>
+      <w:r>
+        <w:t xml:space="preserve">de yenilmiş; Türk milletinin esareti kabul etmeyeceği tüm dünyaya ilan edilmiştir</w:t>
+      </w:r>
+      <w:r>
+        <w:t xml:space="preserve"> </w:t>
+      </w:r>
+      <w:r>
+        <w:t xml:space="preserve">(Tavukçu, 2019)</w:t>
+      </w:r>
+      <w:r>
+        <w:t xml:space="preserve">.</w:t>
+      </w:r>
+    </w:p>
+    <w:p>
+      <w:pPr>
+        <w:pStyle w:val="BodyText"/>
+      </w:pPr>
+      <w:r>
+        <w:t xml:space="preserve">Bu zafer, Ankara’nın elini içerdeki muhaliflere karşı güçlendirerek</w:t>
+      </w:r>
+      <w:r>
+        <w:t xml:space="preserve"> </w:t>
+      </w:r>
+      <w:r>
+        <w:rPr>
+          <w:b/>
+          <w:bCs/>
+        </w:rPr>
+        <w:t xml:space="preserve">Çerkez Ethem İsyanı</w:t>
+      </w:r>
+      <w:r>
+        <w:t xml:space="preserve">’nın kesin olarak bastırılmasını sağlamıştır</w:t>
+      </w:r>
+      <w:r>
+        <w:t xml:space="preserve"> </w:t>
+      </w:r>
+      <w:r>
+        <w:t xml:space="preserve">(Tavukçu, 2019)</w:t>
+      </w:r>
+      <w:r>
+        <w:t xml:space="preserve">. Askeri başarının yarattığı meşruiyet zeminiyle, 20 Ocak 1921’de egemenliğin millete ait olduğunu ilan eden</w:t>
+      </w:r>
+      <w:r>
+        <w:t xml:space="preserve"> </w:t>
+      </w:r>
+      <w:r>
+        <w:rPr>
+          <w:b/>
+          <w:bCs/>
+        </w:rPr>
+        <w:t xml:space="preserve">1921 Teşkilat-ı Esasiye Kanunu</w:t>
+      </w:r>
+      <w:r>
+        <w:t xml:space="preserve"> </w:t>
+      </w:r>
+      <w:r>
+        <w:t xml:space="preserve">kabul edilmiş ve Milli Mücadele’nin merkezi artık resmen İstanbul’dan Ankara’ya kaymıştır</w:t>
+      </w:r>
+      <w:r>
+        <w:t xml:space="preserve"> </w:t>
+      </w:r>
+      <w:r>
+        <w:t xml:space="preserve">(Topuz, 2021)</w:t>
+      </w:r>
+      <w:r>
+        <w:t xml:space="preserve">.</w:t>
+      </w:r>
+    </w:p>
+    <w:p>
+      <w:pPr>
+        <w:pStyle w:val="BodyText"/>
+      </w:pPr>
+      <w:r>
+        <w:t xml:space="preserve">Uluslararası alanda ise İtilaf Devletleri, Sevr’in silah zoruyla kabul ettirilemeyeceğini anlayarak Ankara Hükümeti’ni resmen</w:t>
+      </w:r>
+      <w:r>
+        <w:t xml:space="preserve"> </w:t>
+      </w:r>
+      <w:r>
+        <w:rPr>
+          <w:b/>
+          <w:bCs/>
+        </w:rPr>
+        <w:t xml:space="preserve">Londra Konferansı</w:t>
+      </w:r>
+      <w:r>
+        <w:t xml:space="preserve">’na davet etmek zorunda kalmışlardır. Ayrıca Sovyet Rusya ile ilişkiler güçlenmiş ve 16 Mart 1921’de</w:t>
+      </w:r>
+      <w:r>
+        <w:t xml:space="preserve"> </w:t>
+      </w:r>
+      <w:r>
+        <w:rPr>
+          <w:b/>
+          <w:bCs/>
+        </w:rPr>
+        <w:t xml:space="preserve">Moskova Antlaşması</w:t>
+      </w:r>
+      <w:r>
+        <w:t xml:space="preserve"> </w:t>
+      </w:r>
+      <w:r>
+        <w:t xml:space="preserve">imzalanmıştır. Yunanistan’da ise bu başarısızlık hükümet krizine yol açarak Rallis Hükümeti’nin istifasıyla sonuçlanmıştır.</w:t>
+      </w:r>
+    </w:p>
+    <w:p>
+      <w:pPr>
+        <w:pStyle w:val="Heading2"/>
+      </w:pPr>
+      <w:r>
+        <w:t xml:space="preserve">Genel Değerlendirme</w:t>
       </w:r>
     </w:p>
     <w:p>
@@ -1123,39 +2961,42 @@
         <w:pStyle w:val="FirstParagraph"/>
       </w:pPr>
       <w:r>
-        <w:t xml:space="preserve">Tarafların kendi kayıtları arasında bazı sayısal farklılıklar olsa da, genel kabul gören gerçek Yunan ordusunun hem</w:t>
-      </w:r>
-      <w:r>
-        <w:t xml:space="preserve"> </w:t>
-      </w:r>
-      <w:r>
-        <w:rPr>
-          <w:b/>
-          <w:bCs/>
-        </w:rPr>
-        <w:t xml:space="preserve">insan gücü</w:t>
-      </w:r>
-      <w:r>
-        <w:t xml:space="preserve"> </w:t>
-      </w:r>
-      <w:r>
-        <w:t xml:space="preserve">hem de</w:t>
-      </w:r>
-      <w:r>
-        <w:t xml:space="preserve"> </w:t>
-      </w:r>
-      <w:r>
-        <w:rPr>
-          <w:b/>
-          <w:bCs/>
-        </w:rPr>
-        <w:t xml:space="preserve">topçu ateşi</w:t>
-      </w:r>
-      <w:r>
-        <w:t xml:space="preserve"> </w:t>
-      </w:r>
-      <w:r>
-        <w:t xml:space="preserve">açısından tartışmasız bir üstünlüğe sahip olduğudur</w:t>
+        <w:rPr>
+          <w:b/>
+          <w:bCs/>
+        </w:rPr>
+        <w:t xml:space="preserve">Birinci İnönü Muharebesi</w:t>
+      </w:r>
+      <w:r>
+        <w:t xml:space="preserve">, askeri büyüklüğünden ziyade doğurduğu siyasi ve psikolojik sonuçlarla Türk Kurtuluş Savaşı’nın seyrini değiştiren önemli bir</w:t>
+      </w:r>
+      <w:r>
+        <w:t xml:space="preserve"> </w:t>
+      </w:r>
+      <w:r>
+        <w:rPr>
+          <w:b/>
+          <w:bCs/>
+        </w:rPr>
+        <w:t xml:space="preserve">dönüm noktası</w:t>
+      </w:r>
+      <w:r>
+        <w:t xml:space="preserve"> </w:t>
+      </w:r>
+      <w:r>
+        <w:t xml:space="preserve">olmuştur. Aslında muharebe meydanındaki asker sayılarına ya da çatışmanın süresine bakıldığında, bunu devasa bir meydan savaşı olarak nitelemek pek doğru olmaz. Hatta bizzat Batı Cephesi Komutanı İsmet Bey, bu çarpışmayı</w:t>
+      </w:r>
+      <w:r>
+        <w:t xml:space="preserve"> </w:t>
+      </w:r>
+      <w:r>
+        <w:t xml:space="preserve">“askeri bakımdan mütevazı ölçüde bir muharebe”</w:t>
+      </w:r>
+      <w:r>
+        <w:t xml:space="preserve"> </w:t>
+      </w:r>
+      <w:r>
+        <w:t xml:space="preserve">olarak tanımlayarak durumun sahadaki ölçeğini dürüstçe ortaya koymuştur</w:t>
       </w:r>
       <w:r>
         <w:t xml:space="preserve"> </w:t>
@@ -1164,39 +3005,49 @@
         <w:t xml:space="preserve">(Tavukçu, 2019)</w:t>
       </w:r>
       <w:r>
-        <w:t xml:space="preserve">. Türk tarafı, bu sayısal dezavantajı</w:t>
-      </w:r>
-      <w:r>
-        <w:t xml:space="preserve"> </w:t>
-      </w:r>
-      <w:r>
-        <w:rPr>
-          <w:b/>
-          <w:bCs/>
-        </w:rPr>
-        <w:t xml:space="preserve">iç hat manevrası</w:t>
-      </w:r>
-      <w:r>
-        <w:t xml:space="preserve"> </w:t>
-      </w:r>
-      <w:r>
-        <w:t xml:space="preserve">ile birlikleri hızla kaydırarak ve stratejik bir</w:t>
-      </w:r>
-      <w:r>
-        <w:t xml:space="preserve"> </w:t>
-      </w:r>
-      <w:r>
-        <w:rPr>
-          <w:b/>
-          <w:bCs/>
-        </w:rPr>
-        <w:t xml:space="preserve">alan savunması</w:t>
-      </w:r>
-      <w:r>
-        <w:t xml:space="preserve"> </w:t>
-      </w:r>
-      <w:r>
-        <w:t xml:space="preserve">yaparak dengelemeye çalışmıştır</w:t>
+        <w:t xml:space="preserve">. Ancak bu mütevazı ölçek, savaşın genel gidişatında yarattığı devasa dalgalanmanın yanında ikincil kalmaktadır.</w:t>
+      </w:r>
+    </w:p>
+    <w:p>
+      <w:pPr>
+        <w:pStyle w:val="BodyText"/>
+      </w:pPr>
+      <w:r>
+        <w:t xml:space="preserve">Buradaki en temel mesele, bu başarının tam bir</w:t>
+      </w:r>
+      <w:r>
+        <w:t xml:space="preserve"> </w:t>
+      </w:r>
+      <w:r>
+        <w:rPr>
+          <w:b/>
+          <w:bCs/>
+        </w:rPr>
+        <w:t xml:space="preserve">psikolojik kırılma noktası</w:t>
+      </w:r>
+      <w:r>
+        <w:t xml:space="preserve"> </w:t>
+      </w:r>
+      <w:r>
+        <w:t xml:space="preserve">olmasıdır. O günlerde hem içerde hem de dışarda Milli Mücadele’nin akıbetine dair çok ciddi şüpheler vardı; hareketin sadece bir grup</w:t>
+      </w:r>
+      <w:r>
+        <w:t xml:space="preserve"> </w:t>
+      </w:r>
+      <w:r>
+        <w:t xml:space="preserve">“sergüzeştçi”</w:t>
+      </w:r>
+      <w:r>
+        <w:t xml:space="preserve">nin geçici bir isyanı olduğu düşünülüyordu</w:t>
+      </w:r>
+      <w:r>
+        <w:t xml:space="preserve"> </w:t>
+      </w:r>
+      <w:r>
+        <w:t xml:space="preserve">(Tavukçu, 2019)</w:t>
+      </w:r>
+      <w:r>
+        <w:t xml:space="preserve">. Düzenli ordunun kazandığı bu ilk somut galibiyet, halkın kendi ordusuna olan güvenini tazelerken, TBMM üzerindeki karamsarlık bulutlarını da dağıtmıştır</w:t>
       </w:r>
       <w:r>
         <w:t xml:space="preserve"> </w:t>
@@ -1205,110 +3056,32 @@
         <w:t xml:space="preserve">(Özlü, 2012)</w:t>
       </w:r>
       <w:r>
-        <w:t xml:space="preserve">. Sonuç olarak, Birinci İnönü Muharebesi, sadece iki ordunun değil, aynı zamanda teknik üstünlük ile sarsılmaz bir</w:t>
-      </w:r>
-      <w:r>
-        <w:t xml:space="preserve"> </w:t>
-      </w:r>
-      <w:r>
-        <w:rPr>
-          <w:b/>
-          <w:bCs/>
-        </w:rPr>
-        <w:t xml:space="preserve">istiklal iradesinin</w:t>
-      </w:r>
-      <w:r>
-        <w:t xml:space="preserve"> </w:t>
-      </w:r>
-      <w:r>
-        <w:t xml:space="preserve">çarpışması olmuştur.</w:t>
-      </w:r>
-    </w:p>
-    <w:p>
-      <w:pPr>
-        <w:pStyle w:val="Heading3"/>
-      </w:pPr>
-      <w:r>
-        <w:t xml:space="preserve">II. Yunanistan’ın Genel Durumu</w:t>
-      </w:r>
-    </w:p>
-    <w:p>
-      <w:pPr>
-        <w:pStyle w:val="FirstParagraph"/>
-      </w:pPr>
-      <w:r>
-        <w:rPr>
-          <w:b/>
-          <w:bCs/>
-        </w:rPr>
-        <w:t xml:space="preserve">I. İnönü Muharebesi</w:t>
-      </w:r>
-      <w:r>
-        <w:t xml:space="preserve"> </w:t>
-      </w:r>
-      <w:r>
-        <w:t xml:space="preserve">öncesinde Yunanistan, Kral</w:t>
-      </w:r>
-      <w:r>
-        <w:t xml:space="preserve"> </w:t>
-      </w:r>
-      <w:r>
-        <w:rPr>
-          <w:b/>
-          <w:bCs/>
-        </w:rPr>
-        <w:t xml:space="preserve">Aleksander</w:t>
-      </w:r>
-      <w:r>
-        <w:t xml:space="preserve">’ın bir maymun ısırığı sonucu ölmesiyle başlayan büyük bir siyasi kriz ve değişim sürecine girmiştir. Kralın ölümü üzerine gidilen</w:t>
-      </w:r>
-      <w:r>
-        <w:t xml:space="preserve"> </w:t>
-      </w:r>
-      <w:r>
-        <w:rPr>
-          <w:b/>
-          <w:bCs/>
-        </w:rPr>
-        <w:t xml:space="preserve">14 Kasım 1920</w:t>
-      </w:r>
-      <w:r>
-        <w:t xml:space="preserve"> </w:t>
-      </w:r>
-      <w:r>
-        <w:t xml:space="preserve">seçimlerini, büyük kazanımlarına güvenen</w:t>
-      </w:r>
-      <w:r>
-        <w:t xml:space="preserve"> </w:t>
-      </w:r>
-      <w:r>
-        <w:rPr>
-          <w:b/>
-          <w:bCs/>
-        </w:rPr>
-        <w:t xml:space="preserve">Venizelos</w:t>
-      </w:r>
-      <w:r>
-        <w:t xml:space="preserve"> </w:t>
-      </w:r>
-      <w:r>
-        <w:t xml:space="preserve">ağır bir yenilgiyle kaybetmiş ve ülkeyi terk etmek zorunda kalmıştır. İtilaf Devletleri’nin yaptırım tehditlerine rağmen yapılan halk oylamasıyla eski Kral</w:t>
-      </w:r>
-      <w:r>
-        <w:t xml:space="preserve"> </w:t>
-      </w:r>
-      <w:r>
-        <w:rPr>
-          <w:b/>
-          <w:bCs/>
-        </w:rPr>
-        <w:t xml:space="preserve">Konstantin</w:t>
-      </w:r>
-      <w:r>
-        <w:t xml:space="preserve"> </w:t>
-      </w:r>
-      <w:r>
-        <w:t xml:space="preserve">sürgünden dönerek tekrar tahta oturmuştur.</w:t>
+        <w:t xml:space="preserve">. Özellikle aynı anda hem Yunan taarruzuyla hem de</w:t>
+      </w:r>
+      <w:r>
+        <w:t xml:space="preserve"> </w:t>
+      </w:r>
+      <w:r>
+        <w:rPr>
+          <w:b/>
+          <w:bCs/>
+        </w:rPr>
+        <w:t xml:space="preserve">Çerkez Ethem</w:t>
+      </w:r>
+      <w:r>
+        <w:t xml:space="preserve"> </w:t>
+      </w:r>
+      <w:r>
+        <w:t xml:space="preserve">gibi iç tehditlerle uğraşan Ankara için bu zafer, adeta bir nefes borusu olmuş ve otoritenin tek merkezde toplanmasını sağlamıştır</w:t>
+      </w:r>
+      <w:r>
+        <w:t xml:space="preserve"> </w:t>
+      </w:r>
+      <w:r>
+        <w:t xml:space="preserve">(Tavukçu, 2019)</w:t>
+      </w:r>
+      <w:r>
+        <w:t xml:space="preserve">.</w:t>
       </w:r>
     </w:p>
     <w:p>
@@ -1316,39 +3089,67 @@
         <w:pStyle w:val="BodyText"/>
       </w:pPr>
       <w:r>
-        <w:t xml:space="preserve">Konstantin’in iktidara gelişiyle birlikte Yunanistan’da geniş çaplı bir tasfiye süreci başlamış; adliye, eğitim ve mülki idaredeki Venizelos yanlıları görevden alınmıştır. Bu operasyonun en ağır etkisi orduda görülmüş; yaklaşık</w:t>
-      </w:r>
-      <w:r>
-        <w:t xml:space="preserve"> </w:t>
-      </w:r>
-      <w:r>
-        <w:rPr>
-          <w:b/>
-          <w:bCs/>
-        </w:rPr>
-        <w:t xml:space="preserve">1500</w:t>
-      </w:r>
-      <w:r>
-        <w:t xml:space="preserve"> </w:t>
-      </w:r>
-      <w:r>
-        <w:t xml:space="preserve">Kralcı subay geri dönerken, aralarında tümen ve alay komutanlarının da bulunduğu yüzlerce tecrübeli Venizelist subay ordudan uzaklaştırılmıştır. Ordunun başına, askeri yetkinliği tartışmalı olan Kral yanlısı General</w:t>
-      </w:r>
-      <w:r>
-        <w:t xml:space="preserve"> </w:t>
-      </w:r>
-      <w:r>
-        <w:rPr>
-          <w:b/>
-          <w:bCs/>
-        </w:rPr>
-        <w:t xml:space="preserve">Papulas</w:t>
-      </w:r>
-      <w:r>
-        <w:t xml:space="preserve"> </w:t>
-      </w:r>
-      <w:r>
-        <w:t xml:space="preserve">getirilmiştir.</w:t>
+        <w:t xml:space="preserve">Muharebenin bir diğer önemli tarafı da</w:t>
+      </w:r>
+      <w:r>
+        <w:t xml:space="preserve"> </w:t>
+      </w:r>
+      <w:r>
+        <w:rPr>
+          <w:b/>
+          <w:bCs/>
+        </w:rPr>
+        <w:t xml:space="preserve">devletleşme sürecine</w:t>
+      </w:r>
+      <w:r>
+        <w:t xml:space="preserve"> </w:t>
+      </w:r>
+      <w:r>
+        <w:t xml:space="preserve">verdiği doğrudan katkıdır. Bir savaşın ortasında anayasa yapmak ya da milli marş seçmek, aslında kurumsallaşmış bir devlet iradesinin göstergesidir. Zaferin yarattığı meşruiyet zemini olmasaydı,</w:t>
+      </w:r>
+      <w:r>
+        <w:t xml:space="preserve"> </w:t>
+      </w:r>
+      <w:r>
+        <w:rPr>
+          <w:b/>
+          <w:bCs/>
+        </w:rPr>
+        <w:t xml:space="preserve">1921 Teşkilat-ı Esasiye Kanunu</w:t>
+      </w:r>
+      <w:r>
+        <w:t xml:space="preserve">’nun kabulü ve yeni bir devlet mekanizmasının bu kadar hızlı inşası muhtemelen çok daha zor olurdu</w:t>
+      </w:r>
+      <w:r>
+        <w:t xml:space="preserve"> </w:t>
+      </w:r>
+      <w:r>
+        <w:t xml:space="preserve">(Tavukçu, 2019)</w:t>
+      </w:r>
+      <w:r>
+        <w:t xml:space="preserve">. Bu askeri başarı, Ankara Hükümeti’nin elini diplomasi masasında da güçlendirmiş; İtilaf Devletleri, Ankara’yı</w:t>
+      </w:r>
+      <w:r>
+        <w:t xml:space="preserve"> </w:t>
+      </w:r>
+      <w:r>
+        <w:rPr>
+          <w:b/>
+          <w:bCs/>
+        </w:rPr>
+        <w:t xml:space="preserve">Londra Konferansı</w:t>
+      </w:r>
+      <w:r>
+        <w:t xml:space="preserve">’na doğrudan davet ederek Türk tarafının siyasi varlığını resmen muhatap almak zorunda kalmıştır</w:t>
+      </w:r>
+      <w:r>
+        <w:t xml:space="preserve"> </w:t>
+      </w:r>
+      <w:r>
+        <w:t xml:space="preserve">(Özlü, 2012)</w:t>
+      </w:r>
+      <w:r>
+        <w:t xml:space="preserve">.</w:t>
       </w:r>
     </w:p>
     <w:p>
@@ -1356,117 +3157,32 @@
         <w:pStyle w:val="BodyText"/>
       </w:pPr>
       <w:r>
-        <w:t xml:space="preserve">Bu tasfiyeler Yunan ordusunu fikri ve hiyerarşik olarak ikiye bölmüştür. Venizelist subaylar ile Kralcılar arasındaki çekişme emir-komuta zincirini bozmuş, askerlerin tek bir ülkü etrafında toplanmasını engellemiştir. Dış politikada ise İtilaf Devletleri’nin desteğini kaybetme riskiyle yüzleşen Yunanistan, içte Anadolu harekâtının devam edip etmemesi konusunda yaşanan fikir ayrılıklarıyla birlikte, manevi ve askeri gücü yıpranmış bir halde</w:t>
-      </w:r>
-      <w:r>
-        <w:t xml:space="preserve"> </w:t>
-      </w:r>
-      <w:r>
-        <w:rPr>
-          <w:b/>
-          <w:bCs/>
-        </w:rPr>
-        <w:t xml:space="preserve">I. İnönü Muharebesi</w:t>
-      </w:r>
-      <w:r>
-        <w:t xml:space="preserve">’ne girmiştir.</w:t>
-      </w:r>
-    </w:p>
-    <w:p>
-      <w:pPr>
-        <w:pStyle w:val="Heading2"/>
-      </w:pPr>
-      <w:r>
-        <w:t xml:space="preserve">Birinci İnönü Muharebesi’nin Sebepleri</w:t>
-      </w:r>
-    </w:p>
-    <w:p>
-      <w:pPr>
-        <w:pStyle w:val="FirstParagraph"/>
-      </w:pPr>
-      <w:r>
-        <w:rPr>
-          <w:b/>
-          <w:bCs/>
-        </w:rPr>
-        <w:t xml:space="preserve">Birinci İnönü Muharebesi</w:t>
-      </w:r>
-      <w:r>
-        <w:t xml:space="preserve">’nin patlak vermesi, sadece tek bir nedene bağlı olmayıp; Yunanistan’ın iç siyaseti, Anadolu’daki askeri stratejiler ve uluslararası ekonomik beklentilerin birleşimi sonucunda ortaya çıkmıştır. Bu muharebe,</w:t>
-      </w:r>
-      <w:r>
-        <w:t xml:space="preserve"> </w:t>
-      </w:r>
-      <w:r>
-        <w:rPr>
-          <w:b/>
-          <w:bCs/>
-        </w:rPr>
-        <w:t xml:space="preserve">TBMM Hükümeti</w:t>
-      </w:r>
-      <w:r>
-        <w:t xml:space="preserve">’nin düzenli ordusunun rüştünü ispat etmeye çalıştığı bir döneme rastlamıştır.</w:t>
-      </w:r>
-    </w:p>
-    <w:p>
-      <w:pPr>
-        <w:pStyle w:val="Heading3"/>
-      </w:pPr>
-      <w:r>
-        <w:t xml:space="preserve">I. Siyasi Sebepler</w:t>
-      </w:r>
-    </w:p>
-    <w:p>
-      <w:pPr>
-        <w:pStyle w:val="FirstParagraph"/>
-      </w:pPr>
-      <w:r>
-        <w:t xml:space="preserve">Muharebenin en temel siyasi gerekçesi,</w:t>
-      </w:r>
-      <w:r>
-        <w:t xml:space="preserve"> </w:t>
-      </w:r>
-      <w:r>
-        <w:rPr>
-          <w:b/>
-          <w:bCs/>
-        </w:rPr>
-        <w:t xml:space="preserve">Yunan Kralı Konstantin</w:t>
-      </w:r>
-      <w:r>
-        <w:t xml:space="preserve">’in de ifade ettiği üzere, Sevr Antlaşması’nı tanımayan</w:t>
-      </w:r>
-      <w:r>
-        <w:t xml:space="preserve"> </w:t>
-      </w:r>
-      <w:r>
-        <w:rPr>
-          <w:b/>
-          <w:bCs/>
-        </w:rPr>
-        <w:t xml:space="preserve">Kemalilere</w:t>
-      </w:r>
-      <w:r>
-        <w:t xml:space="preserve"> </w:t>
-      </w:r>
-      <w:r>
-        <w:t xml:space="preserve">bu anlaşmayı silah zoruyla kabul ettirme arzusudur. Yunanistan’da</w:t>
-      </w:r>
-      <w:r>
-        <w:t xml:space="preserve"> </w:t>
-      </w:r>
-      <w:r>
-        <w:rPr>
-          <w:b/>
-          <w:bCs/>
-        </w:rPr>
-        <w:t xml:space="preserve">Kasım 1920</w:t>
-      </w:r>
-      <w:r>
-        <w:t xml:space="preserve"> </w:t>
-      </w:r>
-      <w:r>
-        <w:t xml:space="preserve">seçimlerinin ardından Venizelos’un iktidarı kaybetmesi ve yerine kralcıların geçmesi, Atina’daki siyasi dengeleri kökten değiştirmiştir. Yeni yönetim, Anadolu harekâtını sonlandırmanın yaratacağı siyasi riskleri bertaraf etmek ve iktidarını pekiştirmek amacıyla ordusuna yeni bir taarruz emri vermiştir.</w:t>
+        <w:t xml:space="preserve">Sonuç olarak, Birinci İnönü Muharebesi’ni sadece bir savunma başarısı olarak görmemek gerekir. Mustafa Kemal Paşa’nın da belirttiği gibi, bu genç ordu sahadaki strateji sanatının gereklerini yerine getirirken, aslında milletin o zamana kadar süregelen</w:t>
+      </w:r>
+      <w:r>
+        <w:t xml:space="preserve"> </w:t>
+      </w:r>
+      <w:r>
+        <w:rPr>
+          <w:b/>
+          <w:bCs/>
+        </w:rPr>
+        <w:t xml:space="preserve">makûs talihini</w:t>
+      </w:r>
+      <w:r>
+        <w:t xml:space="preserve"> </w:t>
+      </w:r>
+      <w:r>
+        <w:t xml:space="preserve">de yenmiştir</w:t>
+      </w:r>
+      <w:r>
+        <w:t xml:space="preserve"> </w:t>
+      </w:r>
+      <w:r>
+        <w:t xml:space="preserve">(Özlü, 2012)</w:t>
+      </w:r>
+      <w:r>
+        <w:t xml:space="preserve">. İnönü sırtlarında verilen bu mücadele, Türk milletinin esareti kabul etmeyeceğini ve bağımsızlık mücadelesinin disiplinli bir devlet gücüyle sonuna kadar gideceğini tüm dünyaya ilan etmiştir</w:t>
       </w:r>
       <w:r>
         <w:t xml:space="preserve"> </w:t>
@@ -1474,1537 +3190,19 @@
       <w:r>
         <w:t xml:space="preserve">(Tavukçu, 2019)</w:t>
       </w:r>
-    </w:p>
-    <w:p>
-      <w:pPr>
-        <w:pStyle w:val="Heading3"/>
-      </w:pPr>
-      <w:r>
-        <w:t xml:space="preserve">II. Askeri Sebepler</w:t>
-      </w:r>
-    </w:p>
-    <w:p>
-      <w:pPr>
-        <w:pStyle w:val="FirstParagraph"/>
-      </w:pPr>
-      <w:r>
-        <w:t xml:space="preserve">Yunanistan açısından en önemli askeri tetikleyici, düzenli orduyu oldukça meşgul eden</w:t>
-      </w:r>
-      <w:r>
-        <w:t xml:space="preserve"> </w:t>
-      </w:r>
-      <w:r>
-        <w:rPr>
-          <w:b/>
-          <w:bCs/>
-        </w:rPr>
-        <w:t xml:space="preserve">Çerkez Ethem İsyanı</w:t>
-      </w:r>
-      <w:r>
-        <w:t xml:space="preserve"> </w:t>
-      </w:r>
-      <w:r>
-        <w:t xml:space="preserve">olmuştur. Yunan komuta kademesi, Türk kuvvetlerinin isyanı bastırmak üzere kuvvetlerini</w:t>
-      </w:r>
-      <w:r>
-        <w:t xml:space="preserve"> </w:t>
-      </w:r>
-      <w:r>
-        <w:rPr>
-          <w:b/>
-          <w:bCs/>
-        </w:rPr>
-        <w:t xml:space="preserve">Gediz</w:t>
-      </w:r>
-      <w:r>
-        <w:t xml:space="preserve"> </w:t>
-      </w:r>
-      <w:r>
-        <w:t xml:space="preserve">civarına kaydırmasını stratejik bir fırsat olarak görmüş ve Türk ordusunun hazırlıksız yakalanacağı düşüncesiyle acele bir harekât kararı almıştır. Ayrıca,</w:t>
-      </w:r>
-      <w:r>
-        <w:t xml:space="preserve"> </w:t>
-      </w:r>
-      <w:r>
-        <w:rPr>
-          <w:b/>
-          <w:bCs/>
-        </w:rPr>
-        <w:t xml:space="preserve">Batı Cephesi</w:t>
-      </w:r>
-      <w:r>
-        <w:t xml:space="preserve">’nde kurulan düzenli ordunun her geçen gün güçlendiğine dair alınan istihbarat raporları, Yunanların Türklerin ulaştırma ve lojistik merkezi olan</w:t>
-      </w:r>
-      <w:r>
-        <w:t xml:space="preserve"> </w:t>
-      </w:r>
-      <w:r>
-        <w:rPr>
-          <w:b/>
-          <w:bCs/>
-        </w:rPr>
-        <w:t xml:space="preserve">Eskişehir</w:t>
-      </w:r>
-      <w:r>
-        <w:t xml:space="preserve"> </w:t>
-      </w:r>
-      <w:r>
-        <w:t xml:space="preserve">üzerine bir an önce yürüyerek direnişi henüz yolun başındayken ezme isteğini güçlendirmiştir.</w:t>
-      </w:r>
-      <w:r>
-        <w:t xml:space="preserve"> </w:t>
-      </w:r>
-      <w:r>
-        <w:rPr>
-          <w:b/>
-          <w:bCs/>
-        </w:rPr>
-        <w:t xml:space="preserve">Kral Konstantin</w:t>
-      </w:r>
-      <w:r>
-        <w:t xml:space="preserve"> </w:t>
-      </w:r>
-      <w:r>
-        <w:t xml:space="preserve">ayrıca ordudaki emir-komuta zafiyetini gidererek birlikleri</w:t>
-      </w:r>
-      <w:r>
-        <w:t xml:space="preserve"> </w:t>
-      </w:r>
-      <w:r>
-        <w:rPr>
-          <w:b/>
-          <w:bCs/>
-        </w:rPr>
-        <w:t xml:space="preserve">zabt-u rabt</w:t>
-      </w:r>
-      <w:r>
-        <w:t xml:space="preserve"> </w:t>
-      </w:r>
-      <w:r>
-        <w:t xml:space="preserve">altına almayı hedeflemiştir.</w:t>
-      </w:r>
-      <w:r>
-        <w:t xml:space="preserve"> </w:t>
-      </w:r>
-      <w:r>
-        <w:t xml:space="preserve">(Tavukçu, 2019)</w:t>
-      </w:r>
-    </w:p>
-    <w:p>
-      <w:pPr>
-        <w:pStyle w:val="Heading3"/>
-      </w:pPr>
-      <w:r>
-        <w:t xml:space="preserve">III. Ekonomik Sebepler</w:t>
-      </w:r>
-    </w:p>
-    <w:p>
-      <w:pPr>
-        <w:pStyle w:val="FirstParagraph"/>
-      </w:pPr>
-      <w:r>
-        <w:t xml:space="preserve">Yunanistan’ın içinde bulunduğu derin</w:t>
-      </w:r>
-      <w:r>
-        <w:t xml:space="preserve"> </w:t>
-      </w:r>
-      <w:r>
-        <w:rPr>
-          <w:b/>
-          <w:bCs/>
-        </w:rPr>
-        <w:t xml:space="preserve">finansal kriz</w:t>
-      </w:r>
-      <w:r>
-        <w:t xml:space="preserve">, askeri bir başarıyı zorunlu kılan ekonomik bir baskı unsuru oluşturmuştur. Atina yönetimi, Anadolu’da kazanılacak kesin bir zaferle</w:t>
-      </w:r>
-      <w:r>
-        <w:t xml:space="preserve"> </w:t>
-      </w:r>
-      <w:r>
-        <w:rPr>
-          <w:b/>
-          <w:bCs/>
-        </w:rPr>
-        <w:t xml:space="preserve">İtilaf Devletleri</w:t>
-      </w:r>
-      <w:r>
-        <w:t xml:space="preserve">’nin güvenini yeniden kazanmayı ve bu sayede durma noktasına gelen dış kredi akışını tekrar başlatmayı ummuştur. Küçük Asya Harekâtı’nın mali yükü Yunan bütçesini sarsarken, kamuoyunun dikkatini ekonomik sıkıntılardan başka bir yöne çekmek için askeri bir hamleye ihtiyaç duyulmuştur.</w:t>
-      </w:r>
-      <w:r>
-        <w:t xml:space="preserve"> </w:t>
-      </w:r>
-      <w:r>
-        <w:t xml:space="preserve">(Tavukçu, 2019)</w:t>
-      </w:r>
-    </w:p>
-    <w:p>
-      <w:pPr>
-        <w:pStyle w:val="Heading3"/>
-      </w:pPr>
-      <w:r>
-        <w:t xml:space="preserve">IV. Psikolojik Sebepler</w:t>
-      </w:r>
-    </w:p>
-    <w:p>
-      <w:pPr>
-        <w:pStyle w:val="FirstParagraph"/>
-      </w:pPr>
-      <w:r>
-        <w:t xml:space="preserve">Kral Konstantin için muharebe, aynı zamanda bir itibar ve meşruiyet meselesidir. Anadolu’dan çekilme kararı almak, Yunan ulusal ideali olan</w:t>
-      </w:r>
-      <w:r>
-        <w:t xml:space="preserve"> </w:t>
-      </w:r>
-      <w:r>
-        <w:rPr>
-          <w:b/>
-          <w:bCs/>
-        </w:rPr>
-        <w:t xml:space="preserve">Megali İdea</w:t>
-      </w:r>
-      <w:r>
-        <w:t xml:space="preserve">’dan kopuş anlamına geleceği için Kral, bu vicdani sorumluluğu yüklenmek yerine savaşı sürdürme yolunu seçmiştir. Yunan davasına hizmet etme gayesi ve ordusunun manevi gücünü test etme arzusu, Konstantin’i psikolojik olarak bu taarruza iten tali nedenler arasında yer almıştır.</w:t>
-      </w:r>
-      <w:r>
-        <w:t xml:space="preserve"> </w:t>
-      </w:r>
-      <w:r>
-        <w:t xml:space="preserve">(Tavukçu, 2019)</w:t>
-      </w:r>
-    </w:p>
-    <w:p>
-      <w:pPr>
-        <w:pStyle w:val="Heading3"/>
-      </w:pPr>
-      <w:r>
-        <w:t xml:space="preserve">V. Küçük Asya Ordusu Komutanı Papulas’ın Etkisi</w:t>
-      </w:r>
-    </w:p>
-    <w:p>
-      <w:pPr>
-        <w:pStyle w:val="FirstParagraph"/>
-      </w:pPr>
-      <w:r>
-        <w:t xml:space="preserve">Kral tarafından göreve getirilen</w:t>
-      </w:r>
-      <w:r>
-        <w:t xml:space="preserve"> </w:t>
-      </w:r>
-      <w:r>
-        <w:rPr>
-          <w:b/>
-          <w:bCs/>
-        </w:rPr>
-        <w:t xml:space="preserve">General Papulas</w:t>
-      </w:r>
-      <w:r>
-        <w:t xml:space="preserve">, kralcı rejimin saldırgan gücünü ispat etmek için hırslı bir tutum sergilemiştir. Görevi devralırken savaşın kararlılıkla süreceğini ilan eden Papulas, kazandığı başarılarla Kral’ın atama kararının doğruluğunu kanıtlamak istemiştir.</w:t>
-      </w:r>
-      <w:r>
-        <w:t xml:space="preserve"> </w:t>
-      </w:r>
-      <w:r>
-        <w:rPr>
-          <w:b/>
-          <w:bCs/>
-        </w:rPr>
-        <w:t xml:space="preserve">Ocak taarruzu</w:t>
-      </w:r>
-      <w:r>
-        <w:t xml:space="preserve"> </w:t>
-      </w:r>
-      <w:r>
-        <w:t xml:space="preserve">kararı, Papulas’ın bu saldırgan ve başarıya aç tutumuyla fikren desteklenmiş ve harekâta geçilmesinde etkili olmuştur.</w:t>
-      </w:r>
-      <w:r>
-        <w:t xml:space="preserve"> </w:t>
-      </w:r>
-      <w:r>
-        <w:t xml:space="preserve">(Tavukçu, 2019)</w:t>
-      </w:r>
-    </w:p>
-    <w:p>
-      <w:pPr>
-        <w:pStyle w:val="Heading2"/>
-      </w:pPr>
-      <w:r>
-        <w:t xml:space="preserve">Birinci İnönü Muharebesi’nin Gelişimi</w:t>
-      </w:r>
-    </w:p>
-    <w:p>
-      <w:pPr>
-        <w:pStyle w:val="FirstParagraph"/>
-      </w:pPr>
-      <w:r>
-        <w:rPr>
-          <w:b/>
-          <w:bCs/>
-        </w:rPr>
-        <w:t xml:space="preserve">Birinci İnönü Muharebesi</w:t>
-      </w:r>
-      <w:r>
-        <w:t xml:space="preserve">, Türk İstiklal Harbi’nin düzenli ordu eliyle yürütülen ilk ciddi sınavı olmuş; harekâtın gelişimi, Türk tarafının stratejik savunma ve oyalama taktikleri ile Yunan tarafının hızlı sonuç alma arzusu arasındaki mücadeleye sahne olmuştur. Muharebe süreci, sadece cephedeki çarpışmaları değil, aynı zamanda</w:t>
-      </w:r>
-      <w:r>
-        <w:t xml:space="preserve"> </w:t>
-      </w:r>
-      <w:r>
-        <w:rPr>
-          <w:b/>
-          <w:bCs/>
-        </w:rPr>
-        <w:t xml:space="preserve">TBMM Hükümeti</w:t>
-      </w:r>
-      <w:r>
-        <w:t xml:space="preserve">’nin iç isyanlarla mücadelesini de kapsayan çok boyutlu bir askeri harekâttır.</w:t>
-      </w:r>
-    </w:p>
-    <w:p>
-      <w:pPr>
-        <w:pStyle w:val="Heading3"/>
-      </w:pPr>
-      <w:r>
-        <w:t xml:space="preserve">I. Yunan Taarruzunun Başlaması ve İlk Temaslar (6-8 Ocak 1921)</w:t>
-      </w:r>
-    </w:p>
-    <w:p>
-      <w:pPr>
-        <w:pStyle w:val="FirstParagraph"/>
-      </w:pPr>
-      <w:r>
-        <w:t xml:space="preserve">Yunan ordusu, stratejik hedef olarak belirlediği</w:t>
-      </w:r>
-      <w:r>
-        <w:t xml:space="preserve"> </w:t>
-      </w:r>
-      <w:r>
-        <w:rPr>
-          <w:b/>
-          <w:bCs/>
-        </w:rPr>
-        <w:t xml:space="preserve">Eskişehir</w:t>
-      </w:r>
-      <w:r>
-        <w:t xml:space="preserve">’i ele geçirmek ve</w:t>
-      </w:r>
-      <w:r>
-        <w:t xml:space="preserve"> </w:t>
-      </w:r>
-      <w:r>
-        <w:rPr>
-          <w:b/>
-          <w:bCs/>
-        </w:rPr>
-        <w:t xml:space="preserve">Ankara</w:t>
-      </w:r>
-      <w:r>
-        <w:t xml:space="preserve">’daki milli hükümeti saf dışı bırakmak amacıyla</w:t>
-      </w:r>
-      <w:r>
-        <w:t xml:space="preserve"> </w:t>
-      </w:r>
-      <w:r>
-        <w:rPr>
-          <w:b/>
-          <w:bCs/>
-        </w:rPr>
-        <w:t xml:space="preserve">6 Ocak 1921</w:t>
-      </w:r>
-      <w:r>
-        <w:t xml:space="preserve"> </w:t>
-      </w:r>
-      <w:r>
-        <w:t xml:space="preserve">sabahı saat 07.00’de Bursa ve Uşak bölgelerinden genel bir taarruz başlatmıştır</w:t>
-      </w:r>
-      <w:r>
-        <w:t xml:space="preserve"> </w:t>
-      </w:r>
-      <w:r>
-        <w:t xml:space="preserve">(Tavukçu, 2019)</w:t>
-      </w:r>
-      <w:r>
-        <w:t xml:space="preserve">. Taarruzun başladığı sırada Türk ordusunun ana gövdesi, güneyde</w:t>
-      </w:r>
-      <w:r>
-        <w:t xml:space="preserve"> </w:t>
-      </w:r>
-      <w:r>
-        <w:rPr>
-          <w:b/>
-          <w:bCs/>
-        </w:rPr>
-        <w:t xml:space="preserve">Çerkez Ethem İsyanı</w:t>
-      </w:r>
-      <w:r>
-        <w:t xml:space="preserve">’nı bastırmakla meşgul olduğundan, cephe hattında başlangıçta zayıf örtme birlikleri bulunmaktaydı.</w:t>
-      </w:r>
-    </w:p>
-    <w:p>
-      <w:pPr>
-        <w:pStyle w:val="BodyText"/>
-      </w:pPr>
-      <w:r>
-        <w:t xml:space="preserve">Bursa bölgesinden ilerleyen Yunan</w:t>
-      </w:r>
-      <w:r>
-        <w:t xml:space="preserve"> </w:t>
-      </w:r>
-      <w:r>
-        <w:rPr>
-          <w:b/>
-          <w:bCs/>
-        </w:rPr>
-        <w:t xml:space="preserve">3. Kolordusu</w:t>
-      </w:r>
-      <w:r>
-        <w:t xml:space="preserve">, Yenişehir ve İnegöl istikametlerinden yürüyüşe geçmiş; Türk tarafında ise</w:t>
-      </w:r>
-      <w:r>
-        <w:t xml:space="preserve"> </w:t>
-      </w:r>
-      <w:r>
-        <w:rPr>
-          <w:b/>
-          <w:bCs/>
-        </w:rPr>
-        <w:t xml:space="preserve">24. Tümen</w:t>
-      </w:r>
-      <w:r>
-        <w:t xml:space="preserve"> </w:t>
-      </w:r>
-      <w:r>
-        <w:t xml:space="preserve">Komutanı Atıf Bey, düşmanı oyalayarak asıl savunma hattı olan İnönü mevziine kadar vakit kazanma görevini üstlenmiştir</w:t>
-      </w:r>
-      <w:r>
-        <w:t xml:space="preserve"> </w:t>
-      </w:r>
-      <w:r>
-        <w:t xml:space="preserve">(Özlü, 2012)</w:t>
-      </w:r>
-      <w:r>
-        <w:t xml:space="preserve">. 7 ve 8 Ocak tarihlerinde cereyan eden muharebeler, genellikle</w:t>
-      </w:r>
-      <w:r>
-        <w:t xml:space="preserve"> </w:t>
-      </w:r>
-      <w:r>
-        <w:rPr>
-          <w:b/>
-          <w:bCs/>
-        </w:rPr>
-        <w:t xml:space="preserve">Nazifpaşa</w:t>
-      </w:r>
-      <w:r>
-        <w:t xml:space="preserve">,</w:t>
-      </w:r>
-      <w:r>
-        <w:t xml:space="preserve"> </w:t>
-      </w:r>
-      <w:r>
-        <w:rPr>
-          <w:b/>
-          <w:bCs/>
-        </w:rPr>
-        <w:t xml:space="preserve">Karaköy</w:t>
-      </w:r>
-      <w:r>
-        <w:t xml:space="preserve"> </w:t>
-      </w:r>
-      <w:r>
-        <w:t xml:space="preserve">ve</w:t>
-      </w:r>
-      <w:r>
-        <w:t xml:space="preserve"> </w:t>
-      </w:r>
-      <w:r>
-        <w:rPr>
-          <w:b/>
-          <w:bCs/>
-        </w:rPr>
-        <w:t xml:space="preserve">Pazarcık</w:t>
-      </w:r>
-      <w:r>
-        <w:t xml:space="preserve"> </w:t>
-      </w:r>
-      <w:r>
-        <w:t xml:space="preserve">mevkilerinde yoğunlaşmıştır. Türk birlikleri, cephane ve personel eksikliğine rağmen inatçı bir alan savunması yaparak Yunan ilerleyişini yavaşlatmış; bu sırada Kütahya bölgesindeki asıl kuvvetlerin trenle İnönü’ye sevkiyatı hızla devam etmiştir</w:t>
-      </w:r>
-      <w:r>
-        <w:t xml:space="preserve"> </w:t>
-      </w:r>
-      <w:r>
-        <w:t xml:space="preserve">(Tavukçu, 2019)</w:t>
-      </w:r>
       <w:r>
         <w:t xml:space="preserve">.</w:t>
       </w:r>
     </w:p>
     <w:p>
       <w:pPr>
-        <w:pStyle w:val="Heading3"/>
-      </w:pPr>
-      <w:r>
-        <w:t xml:space="preserve">II. Kritik Safha: İnönü Mevzilerinde Boğaz Boğaza Mücadele (9-10 Ocak 1921)</w:t>
-      </w:r>
-    </w:p>
-    <w:p>
-      <w:pPr>
-        <w:pStyle w:val="FirstParagraph"/>
-      </w:pPr>
-      <w:r>
-        <w:t xml:space="preserve">Yunan kuvvetlerinin</w:t>
-      </w:r>
-      <w:r>
-        <w:t xml:space="preserve"> </w:t>
-      </w:r>
-      <w:r>
-        <w:rPr>
-          <w:b/>
-          <w:bCs/>
-        </w:rPr>
-        <w:t xml:space="preserve">9 Ocak 1921</w:t>
-      </w:r>
-      <w:r>
-        <w:t xml:space="preserve"> </w:t>
-      </w:r>
-      <w:r>
-        <w:t xml:space="preserve">tarihinde İnönü asıl mevzilerinin önüne ulaşmasıyla muharebenin en kanlı safhası başlamıştır.</w:t>
-      </w:r>
-      <w:r>
-        <w:t xml:space="preserve"> </w:t>
-      </w:r>
-      <w:r>
-        <w:rPr>
-          <w:b/>
-          <w:bCs/>
-        </w:rPr>
-        <w:t xml:space="preserve">Batı Cephesi Komutanı Albay İsmet Bey</w:t>
-      </w:r>
-      <w:r>
-        <w:t xml:space="preserve">, Kütahya’dan gelerek komutayı bizzat ele almış ve tümenlere kesin savunma emirlerini iletmiştir</w:t>
-      </w:r>
-      <w:r>
-        <w:t xml:space="preserve"> </w:t>
-      </w:r>
-      <w:r>
-        <w:t xml:space="preserve">(Özlü, 2012)</w:t>
-      </w:r>
-      <w:r>
-        <w:t xml:space="preserve">.</w:t>
-      </w:r>
-    </w:p>
-    <w:p>
-      <w:pPr>
-        <w:pStyle w:val="BodyText"/>
-      </w:pPr>
-      <w:r>
-        <w:rPr>
-          <w:b/>
-          <w:bCs/>
-        </w:rPr>
-        <w:t xml:space="preserve">10 Ocak</w:t>
-      </w:r>
-      <w:r>
-        <w:t xml:space="preserve">, muharebenin kaderini tayin eden en kritik gün olmuştur. Sabahın erken saatlerinden itibaren yoğun bir sis altında başlayan çarpışmalar,</w:t>
-      </w:r>
-      <w:r>
-        <w:t xml:space="preserve"> </w:t>
-      </w:r>
-      <w:r>
-        <w:rPr>
-          <w:b/>
-          <w:bCs/>
-        </w:rPr>
-        <w:t xml:space="preserve">Kovalca</w:t>
-      </w:r>
-      <w:r>
-        <w:t xml:space="preserve">,</w:t>
-      </w:r>
-      <w:r>
-        <w:t xml:space="preserve"> </w:t>
-      </w:r>
-      <w:r>
-        <w:rPr>
-          <w:b/>
-          <w:bCs/>
-        </w:rPr>
-        <w:t xml:space="preserve">Akpınar</w:t>
-      </w:r>
-      <w:r>
-        <w:t xml:space="preserve"> </w:t>
-      </w:r>
-      <w:r>
-        <w:t xml:space="preserve">ve</w:t>
-      </w:r>
-      <w:r>
-        <w:t xml:space="preserve"> </w:t>
-      </w:r>
-      <w:r>
-        <w:rPr>
-          <w:b/>
-          <w:bCs/>
-        </w:rPr>
-        <w:t xml:space="preserve">Metristepe</w:t>
-      </w:r>
-      <w:r>
-        <w:t xml:space="preserve"> </w:t>
-      </w:r>
-      <w:r>
-        <w:t xml:space="preserve">hattında şiddetlenmiştir. Yunan ordusu, Türk mevzilerinin sol kanadına ve merkezine yönelik ağır taarruzlar gerçekleştirmiş; yer yer Türk siperlerine girerek bazı stratejik tepeleri ele geçirmiştir</w:t>
-      </w:r>
-      <w:r>
-        <w:t xml:space="preserve"> </w:t>
-      </w:r>
-      <w:r>
-        <w:t xml:space="preserve">(Tavukçu, 2019)</w:t>
-      </w:r>
-      <w:r>
-        <w:t xml:space="preserve">. Özellikle</w:t>
-      </w:r>
-      <w:r>
-        <w:t xml:space="preserve"> </w:t>
-      </w:r>
-      <w:r>
-        <w:rPr>
-          <w:b/>
-          <w:bCs/>
-        </w:rPr>
-        <w:t xml:space="preserve">4. Tümen</w:t>
-      </w:r>
-      <w:r>
-        <w:t xml:space="preserve"> </w:t>
-      </w:r>
-      <w:r>
-        <w:t xml:space="preserve">ve</w:t>
-      </w:r>
-      <w:r>
-        <w:t xml:space="preserve"> </w:t>
-      </w:r>
-      <w:r>
-        <w:rPr>
-          <w:b/>
-          <w:bCs/>
-        </w:rPr>
-        <w:t xml:space="preserve">11. Tümen</w:t>
-      </w:r>
-      <w:r>
-        <w:t xml:space="preserve"> </w:t>
-      </w:r>
-      <w:r>
-        <w:t xml:space="preserve">birlikleri, sayıca üstün düşman karşısında süngü ve dipçik kullanarak mevzilerini korumaya çalışmıştır.</w:t>
-      </w:r>
-    </w:p>
-    <w:p>
-      <w:pPr>
-        <w:pStyle w:val="BodyText"/>
-      </w:pPr>
-      <w:r>
-        <w:t xml:space="preserve">Muharebenin öğleden sonraki saatlerinde, Yunan baskısının artması ve mevzilerde oluşan gedikler nedeniyle İsmet Bey, birliklerin daha gerideki</w:t>
-      </w:r>
-      <w:r>
-        <w:t xml:space="preserve"> </w:t>
-      </w:r>
-      <w:r>
-        <w:rPr>
-          <w:b/>
-          <w:bCs/>
-        </w:rPr>
-        <w:t xml:space="preserve">Beşkardeşdağı-Zemzemiye-Oklubalı</w:t>
-      </w:r>
-      <w:r>
-        <w:t xml:space="preserve"> </w:t>
-      </w:r>
-      <w:r>
-        <w:t xml:space="preserve">hattına çekilmesi emrini vermiştir</w:t>
-      </w:r>
-      <w:r>
-        <w:t xml:space="preserve"> </w:t>
-      </w:r>
-      <w:r>
-        <w:t xml:space="preserve">(Özlü, 2012)</w:t>
-      </w:r>
-      <w:r>
-        <w:t xml:space="preserve">. Bu çekilme kararı, ordunun tamamen imha olmasını engellemek ve savunmayı daha elverişli bir hatta sürdürmek amacı taşımaktaydı. Ancak tam bu sırada, Türk ordusunun inatçı direnişi karşısında yıpranan ve sürekli takviye alan Türk tarafının kendilerini kuşatacağından endişe eden Yunan komuta kademesi de benzer bir geri çekilme kararı almıştır</w:t>
-      </w:r>
-      <w:r>
-        <w:t xml:space="preserve"> </w:t>
-      </w:r>
-      <w:r>
-        <w:t xml:space="preserve">(Tavukçu, 2019)</w:t>
-      </w:r>
-      <w:r>
-        <w:t xml:space="preserve">.</w:t>
-      </w:r>
-    </w:p>
-    <w:p>
-      <w:pPr>
-        <w:pStyle w:val="Heading3"/>
-      </w:pPr>
-      <w:r>
-        <w:t xml:space="preserve">III. Yunan Ricatı ve Takip Harekâtı (11-17 Ocak 1921)</w:t>
-      </w:r>
-    </w:p>
-    <w:p>
-      <w:pPr>
-        <w:pStyle w:val="FirstParagraph"/>
-      </w:pPr>
-      <w:r>
-        <w:rPr>
-          <w:b/>
-          <w:bCs/>
-        </w:rPr>
-        <w:t xml:space="preserve">11 Ocak 1921</w:t>
-      </w:r>
-      <w:r>
-        <w:t xml:space="preserve"> </w:t>
-      </w:r>
-      <w:r>
-        <w:t xml:space="preserve">sabahı Türk keşif kolları, Yunan mevzilerinde bir hareketlilik olmadığını ve düşmanın gece karanlığından yararlanarak sessizce çekildiğini rapor etmiştir</w:t>
-      </w:r>
-      <w:r>
-        <w:t xml:space="preserve"> </w:t>
-      </w:r>
-      <w:r>
-        <w:t xml:space="preserve">(Özlü, 2012)</w:t>
-      </w:r>
-      <w:r>
-        <w:t xml:space="preserve">. Yunan ordusunun bu beklenmedik ricatı, Türk ordusu için kesin bir zafer müjdesi olmuştur. İsmet Bey, Genelkurmay Başkanlığı’na gönderdiği raporla düşmanın perişan bir halde geri çekildiğini bildirmiş ve derhal</w:t>
-      </w:r>
-      <w:r>
-        <w:t xml:space="preserve"> </w:t>
-      </w:r>
-      <w:r>
-        <w:rPr>
-          <w:b/>
-          <w:bCs/>
-        </w:rPr>
-        <w:t xml:space="preserve">Takip Harekâtı</w:t>
-      </w:r>
-      <w:r>
-        <w:t xml:space="preserve">’nı başlatmıştır.</w:t>
-      </w:r>
-    </w:p>
-    <w:p>
-      <w:pPr>
-        <w:pStyle w:val="BodyText"/>
-      </w:pPr>
-      <w:r>
-        <w:t xml:space="preserve">Türk birlikleri, kaçan düşmanı</w:t>
-      </w:r>
-      <w:r>
-        <w:t xml:space="preserve"> </w:t>
-      </w:r>
-      <w:r>
-        <w:rPr>
-          <w:b/>
-          <w:bCs/>
-        </w:rPr>
-        <w:t xml:space="preserve">Bilecik</w:t>
-      </w:r>
-      <w:r>
-        <w:t xml:space="preserve"> </w:t>
-      </w:r>
-      <w:r>
-        <w:t xml:space="preserve">ve</w:t>
-      </w:r>
-      <w:r>
-        <w:t xml:space="preserve"> </w:t>
-      </w:r>
-      <w:r>
-        <w:rPr>
-          <w:b/>
-          <w:bCs/>
-        </w:rPr>
-        <w:t xml:space="preserve">Yenişehir</w:t>
-      </w:r>
-      <w:r>
-        <w:t xml:space="preserve"> </w:t>
-      </w:r>
-      <w:r>
-        <w:t xml:space="preserve">istikametlerinde takip etmiş; 12-16 Ocak tarihleri arasında yapılan bu takip sırasında Yunan artçılarıyla yer yer çatışmalar yaşanmıştır</w:t>
-      </w:r>
-      <w:r>
-        <w:t xml:space="preserve"> </w:t>
-      </w:r>
-      <w:r>
-        <w:t xml:space="preserve">(Tavukçu, 2019)</w:t>
-      </w:r>
-      <w:r>
-        <w:t xml:space="preserve">. Yunan ordusu, çekilirken Bilecik ve Karaköy istasyonlarını yakarak tahrip etmiş, 17 Ocak 1921 itibarıyla tamamen eski mevzilerine (Bursa hattı) dönmek zorunda kalmıştır. Bu tarih, Birinci İnönü Muharebesi’nin askeri olarak sona erdiği gün olarak kayıtlara geçmiştir</w:t>
-      </w:r>
-      <w:r>
-        <w:t xml:space="preserve"> </w:t>
-      </w:r>
-      <w:r>
-        <w:t xml:space="preserve">(Özlü, 2012)</w:t>
-      </w:r>
-      <w:r>
-        <w:t xml:space="preserve">.</w:t>
-      </w:r>
-    </w:p>
-    <w:p>
-      <w:pPr>
-        <w:pStyle w:val="Heading3"/>
-      </w:pPr>
-      <w:r>
-        <w:t xml:space="preserve">IV. Muharebenin Askeri ve Stratejik Analizi</w:t>
-      </w:r>
-    </w:p>
-    <w:p>
-      <w:pPr>
-        <w:pStyle w:val="FirstParagraph"/>
-      </w:pPr>
-      <w:r>
-        <w:t xml:space="preserve">Muharebe süresince Türk tarafı, toplamda</w:t>
-      </w:r>
-      <w:r>
-        <w:t xml:space="preserve"> </w:t>
-      </w:r>
-      <w:r>
-        <w:rPr>
-          <w:b/>
-          <w:bCs/>
-        </w:rPr>
-        <w:t xml:space="preserve">8.500 kişilik</w:t>
-      </w:r>
-      <w:r>
-        <w:t xml:space="preserve"> </w:t>
-      </w:r>
-      <w:r>
-        <w:t xml:space="preserve">bir kuvvetle, kendisinden yaklaşık üç kat daha büyük olan</w:t>
-      </w:r>
-      <w:r>
-        <w:t xml:space="preserve"> </w:t>
-      </w:r>
-      <w:r>
-        <w:rPr>
-          <w:b/>
-          <w:bCs/>
-        </w:rPr>
-        <w:t xml:space="preserve">24.000 kişilik</w:t>
-      </w:r>
-      <w:r>
-        <w:t xml:space="preserve"> </w:t>
-      </w:r>
-      <w:r>
-        <w:t xml:space="preserve">Yunan ordusuna karşı durmuştur</w:t>
-      </w:r>
-      <w:r>
-        <w:t xml:space="preserve"> </w:t>
-      </w:r>
-      <w:r>
-        <w:t xml:space="preserve">(Tavukçu, 2019)</w:t>
-      </w:r>
-      <w:r>
-        <w:t xml:space="preserve">. Türk Genelkurmayı’nın bu başarıdaki en büyük payı, eldeki kıt imkânları en kritik noktada (İnönü) toplayabilmesi ve</w:t>
-      </w:r>
-      <w:r>
-        <w:t xml:space="preserve"> </w:t>
-      </w:r>
-      <w:r>
-        <w:rPr>
-          <w:b/>
-          <w:bCs/>
-        </w:rPr>
-        <w:t xml:space="preserve">iç hat manevrası</w:t>
-      </w:r>
-      <w:r>
-        <w:t xml:space="preserve"> </w:t>
-      </w:r>
-      <w:r>
-        <w:t xml:space="preserve">ile birlikleri hızla cepheler arasında kaydırabilmesidir</w:t>
-      </w:r>
-      <w:r>
-        <w:t xml:space="preserve"> </w:t>
-      </w:r>
-      <w:r>
-        <w:t xml:space="preserve">(Özlü, 2012)</w:t>
-      </w:r>
-      <w:r>
-        <w:t xml:space="preserve">.</w:t>
-      </w:r>
-    </w:p>
-    <w:p>
-      <w:pPr>
-        <w:pStyle w:val="BodyText"/>
-      </w:pPr>
-      <w:r>
-        <w:t xml:space="preserve">Yunan tarafı ise,</w:t>
-      </w:r>
-      <w:r>
-        <w:t xml:space="preserve"> </w:t>
-      </w:r>
-      <w:r>
-        <w:rPr>
-          <w:b/>
-          <w:bCs/>
-        </w:rPr>
-        <w:t xml:space="preserve">Uşak Grubu</w:t>
-      </w:r>
-      <w:r>
-        <w:t xml:space="preserve">’nun taarruza yeterli desteği vermemesi ve Türk ordusunun direniş gücünü yanlış tahmin etmesi nedeniyle stratejik bir hata yapmıştır. Yunanların muharebeyi bir</w:t>
-      </w:r>
-      <w:r>
-        <w:t xml:space="preserve"> </w:t>
-      </w:r>
-      <w:r>
-        <w:t xml:space="preserve">“keşif taarruzu”</w:t>
-      </w:r>
-      <w:r>
-        <w:t xml:space="preserve"> </w:t>
-      </w:r>
-      <w:r>
-        <w:t xml:space="preserve">olarak nitelendirme çabalarına rağmen, sahadaki çarpışmaların şiddeti ve verilen kayıplar, bunun topyekûn bir imha harekâtı olduğunu kanıtlamaktadır</w:t>
-      </w:r>
-      <w:r>
-        <w:t xml:space="preserve"> </w:t>
-      </w:r>
-      <w:r>
-        <w:t xml:space="preserve">(Tavukçu, 2019)</w:t>
-      </w:r>
-      <w:r>
-        <w:t xml:space="preserve">. Sonuç olarak, düzenli ordunun bu ilk zaferi, milli mücadelenin askeri ve siyasi geleceği için sarsılmaz bir temel oluşturmuştur.</w:t>
-      </w:r>
-    </w:p>
-    <w:p>
-      <w:pPr>
-        <w:pStyle w:val="Heading2"/>
-      </w:pPr>
-      <w:r>
-        <w:t xml:space="preserve">Birinci İnönü Muharebesi’nin Sonuçları</w:t>
-      </w:r>
-    </w:p>
-    <w:p>
-      <w:pPr>
-        <w:pStyle w:val="FirstParagraph"/>
-      </w:pPr>
-      <w:r>
-        <w:rPr>
-          <w:b/>
-          <w:bCs/>
-        </w:rPr>
-        <w:t xml:space="preserve">Birinci İnönü Muharebesi</w:t>
-      </w:r>
-      <w:r>
-        <w:t xml:space="preserve">, askeri boyutuyla mütevazı bir çatışma olarak değerlendirilse de, doğurduğu siyasi, hukuki ve diplomatik etkiler bakımından Türk İstiklal Harbi’nin en kritik</w:t>
-      </w:r>
-      <w:r>
-        <w:t xml:space="preserve"> </w:t>
-      </w:r>
-      <w:r>
-        <w:rPr>
-          <w:b/>
-          <w:bCs/>
-        </w:rPr>
-        <w:t xml:space="preserve">dönüm noktalarından</w:t>
-      </w:r>
-      <w:r>
-        <w:t xml:space="preserve"> </w:t>
-      </w:r>
-      <w:r>
-        <w:t xml:space="preserve">birini teşkil etmiştir. TBMM Hükümeti’nin askeri ve siyasi varlığının tartışıldığı, halkın istiklal kaygısı yaşadığı bir dönemde kazanılan bu başarı, Anadolu’nun bağımsızlık mücadelesinde yeni bir aşamaya geçilmesini sağlamıştır</w:t>
-      </w:r>
-      <w:r>
-        <w:t xml:space="preserve"> </w:t>
-      </w:r>
-      <w:r>
-        <w:t xml:space="preserve">(Tavukçu, 2019)</w:t>
-      </w:r>
-      <w:r>
-        <w:t xml:space="preserve">. Düzenli ordunun kazandığı bu ilk galibiyet, hem milli hareketin içerdeki otoritesini perçinlemiş hem de uluslararası alanda Ankara’nın meşru bir güç olarak tanınmasının yolunu açmıştır</w:t>
-      </w:r>
-      <w:r>
-        <w:t xml:space="preserve"> </w:t>
-      </w:r>
-      <w:r>
-        <w:t xml:space="preserve">(Özlü, 2012)</w:t>
-      </w:r>
-      <w:r>
-        <w:t xml:space="preserve">.</w:t>
-      </w:r>
-    </w:p>
-    <w:p>
-      <w:pPr>
-        <w:pStyle w:val="BodyText"/>
-      </w:pPr>
-      <w:r>
-        <w:t xml:space="preserve">Muharebenin en somut askeri neticesi,</w:t>
-      </w:r>
-      <w:r>
-        <w:t xml:space="preserve"> </w:t>
-      </w:r>
-      <w:r>
-        <w:rPr>
-          <w:b/>
-          <w:bCs/>
-        </w:rPr>
-        <w:t xml:space="preserve">düzenli ordunun rüştünü ispat etmesi</w:t>
-      </w:r>
-      <w:r>
-        <w:t xml:space="preserve"> </w:t>
-      </w:r>
-      <w:r>
-        <w:t xml:space="preserve">ve halkın orduya olan güveninin sarsılmaz bir şekilde pekişmesidir. Kuvayı Milliye’den düzenli orduya geçiş sürecindeki tereddütler bu zaferle birlikte son bulmuş, orduya katılım oranları hızla artarken firarlar önemli ölçüde azalmıştır</w:t>
-      </w:r>
-      <w:r>
-        <w:t xml:space="preserve"> </w:t>
-      </w:r>
-      <w:r>
-        <w:t xml:space="preserve">(Tavukçu, 2019)</w:t>
-      </w:r>
-      <w:r>
-        <w:t xml:space="preserve">. Ayrıca bu askeri başarı, Ankara’nın başında büyük bir sorun olan</w:t>
-      </w:r>
-      <w:r>
-        <w:t xml:space="preserve"> </w:t>
-      </w:r>
-      <w:r>
-        <w:rPr>
-          <w:b/>
-          <w:bCs/>
-        </w:rPr>
-        <w:t xml:space="preserve">Çerkez Ethem İsyanı</w:t>
-      </w:r>
-      <w:r>
-        <w:t xml:space="preserve">’nın kesin olarak bastırılmasına zemin hazırlamıştır. Hükümet, Yunan taarruzunu durdurmanın verdiği moral ve motivasyonla içerdeki en güçlü askeri muhalefeti tasfiye ederek askeri otoriteyi tek merkezde toplamayı başarmıştır</w:t>
-      </w:r>
-      <w:r>
-        <w:t xml:space="preserve"> </w:t>
-      </w:r>
-      <w:r>
-        <w:t xml:space="preserve">(Özlü, 2012)</w:t>
-      </w:r>
-      <w:r>
-        <w:t xml:space="preserve">. Bu yönüyle muharebe,</w:t>
-      </w:r>
-      <w:r>
-        <w:t xml:space="preserve"> </w:t>
-      </w:r>
-      <w:r>
-        <w:rPr>
-          <w:b/>
-          <w:bCs/>
-        </w:rPr>
-        <w:t xml:space="preserve">Cumhuriyet ordusunun gerçek temellerinin</w:t>
-      </w:r>
-      <w:r>
-        <w:t xml:space="preserve"> </w:t>
-      </w:r>
-      <w:r>
-        <w:t xml:space="preserve">atıldığı bir sınav olarak tarihe geçmiştir.</w:t>
-      </w:r>
-    </w:p>
-    <w:p>
-      <w:pPr>
-        <w:pStyle w:val="BodyText"/>
-      </w:pPr>
-      <w:r>
-        <w:t xml:space="preserve">İç siyaset ve hukuk alanında zaferin yarattığı meşruiyet zemini, devletleşme yolunda dev adımların atılmasına imkân tanımıştır. Muharebenin hemen ardından, 20 Ocak 1921’de kabul edilen</w:t>
-      </w:r>
-      <w:r>
-        <w:t xml:space="preserve"> </w:t>
-      </w:r>
-      <w:r>
-        <w:rPr>
-          <w:b/>
-          <w:bCs/>
-        </w:rPr>
-        <w:t xml:space="preserve">1921 Teşkilat-ı Esasiye Kanunu</w:t>
-      </w:r>
-      <w:r>
-        <w:t xml:space="preserve"> </w:t>
-      </w:r>
-      <w:r>
-        <w:t xml:space="preserve">ile egemenliğin kayıtsız şartsız millete ait olduğu ve Türk milletini temsil yetkisinin sadece TBMM’de bulunduğu hukuken tescil edilmiştir</w:t>
-      </w:r>
-      <w:r>
-        <w:t xml:space="preserve"> </w:t>
-      </w:r>
-      <w:r>
-        <w:t xml:space="preserve">(Tavukçu, 2019)</w:t>
-      </w:r>
-      <w:r>
-        <w:t xml:space="preserve">. Aynı süreçte, milli bağımsızlık idealinin sembolü olan</w:t>
-      </w:r>
-      <w:r>
-        <w:t xml:space="preserve"> </w:t>
-      </w:r>
-      <w:r>
-        <w:rPr>
-          <w:b/>
-          <w:bCs/>
-        </w:rPr>
-        <w:t xml:space="preserve">İstiklal Marşı</w:t>
-      </w:r>
-      <w:r>
-        <w:t xml:space="preserve">’nın kabul edilmesi de bu zaferin yarattığı manevi iklimin bir sonucudur. Bu gelişmelerle birlikte</w:t>
-      </w:r>
-      <w:r>
-        <w:t xml:space="preserve"> </w:t>
-      </w:r>
-      <w:r>
-        <w:rPr>
-          <w:b/>
-          <w:bCs/>
-        </w:rPr>
-        <w:t xml:space="preserve">Mustafa Kemal Paşa</w:t>
-      </w:r>
-      <w:r>
-        <w:t xml:space="preserve">, hem halk nezdinde hem de meclis içindeki muhalif gruplar karşısında siyasi otoritesini sarsılmaz bir konuma taşımış ve İstanbul Hükümeti’ne karşı büyük bir siyasi üstünlük elde etmiştir</w:t>
-      </w:r>
-      <w:r>
-        <w:t xml:space="preserve"> </w:t>
-      </w:r>
-      <w:r>
-        <w:t xml:space="preserve">(Özlü, 2012)</w:t>
-      </w:r>
-      <w:r>
-        <w:t xml:space="preserve">.</w:t>
-      </w:r>
-    </w:p>
-    <w:p>
-      <w:pPr>
-        <w:pStyle w:val="BodyText"/>
-      </w:pPr>
-      <w:r>
-        <w:t xml:space="preserve">Uluslararası diplomasi sahasında Birinci İnönü Zaferi, İtilaf Devletleri’nin Milli Mücadele’ye bakış açısında köklü bir</w:t>
-      </w:r>
-      <w:r>
-        <w:t xml:space="preserve"> </w:t>
-      </w:r>
-      <w:r>
-        <w:rPr>
-          <w:b/>
-          <w:bCs/>
-        </w:rPr>
-        <w:t xml:space="preserve">kırılmaya</w:t>
-      </w:r>
-      <w:r>
-        <w:t xml:space="preserve"> </w:t>
-      </w:r>
-      <w:r>
-        <w:t xml:space="preserve">neden olmuştur. Sevr Antlaşması’nın mevcut haliyle ve silah zoruyla uygulanamayacağı anlaşılınca, diplomatik çözüm arayışları hız kazanmıştır. Bu durumun en önemli yansıması, TBMM’nin varlığının resmen tanınması anlamına gelen</w:t>
-      </w:r>
-      <w:r>
-        <w:t xml:space="preserve"> </w:t>
-      </w:r>
-      <w:r>
-        <w:rPr>
-          <w:b/>
-          <w:bCs/>
-        </w:rPr>
-        <w:t xml:space="preserve">Londra Konferansı</w:t>
-      </w:r>
-      <w:r>
-        <w:t xml:space="preserve">’na Ankara Hükümeti’nin doğrudan davet edilmesidir</w:t>
-      </w:r>
-      <w:r>
-        <w:t xml:space="preserve"> </w:t>
-      </w:r>
-      <w:r>
-        <w:t xml:space="preserve">(Tavukçu, 2019)</w:t>
-      </w:r>
-      <w:r>
-        <w:t xml:space="preserve">. İngiliz diplomasisinde de belirgin bir üslup değişikliği yaşanmış; daha önce Mustafa Kemal Paşa için kullanılan</w:t>
-      </w:r>
-      <w:r>
-        <w:t xml:space="preserve"> </w:t>
-      </w:r>
-      <w:r>
-        <w:t xml:space="preserve">“asi”</w:t>
-      </w:r>
-      <w:r>
-        <w:t xml:space="preserve"> </w:t>
-      </w:r>
-      <w:r>
-        <w:t xml:space="preserve">veya</w:t>
-      </w:r>
-      <w:r>
-        <w:t xml:space="preserve"> </w:t>
-      </w:r>
-      <w:r>
-        <w:t xml:space="preserve">“çete başı”</w:t>
-      </w:r>
-      <w:r>
-        <w:t xml:space="preserve"> </w:t>
-      </w:r>
-      <w:r>
-        <w:t xml:space="preserve">gibi ifadeler yerini</w:t>
-      </w:r>
-      <w:r>
-        <w:t xml:space="preserve"> </w:t>
-      </w:r>
-      <w:r>
-        <w:rPr>
-          <w:b/>
-          <w:bCs/>
-        </w:rPr>
-        <w:t xml:space="preserve">“Anadolu Hükümeti”</w:t>
-      </w:r>
-      <w:r>
-        <w:t xml:space="preserve"> </w:t>
-      </w:r>
-      <w:r>
-        <w:t xml:space="preserve">tanımına bırakmıştır</w:t>
-      </w:r>
-      <w:r>
-        <w:t xml:space="preserve"> </w:t>
-      </w:r>
-      <w:r>
-        <w:t xml:space="preserve">(Tavukçu, 2019)</w:t>
-      </w:r>
-      <w:r>
-        <w:t xml:space="preserve">. Aynı zamanda bu zafer, Sovyet Rusya ile ilişkilerin rayına oturmasını sağlayarak 16 Mart 1921’de imzalanacak olan</w:t>
-      </w:r>
-      <w:r>
-        <w:t xml:space="preserve"> </w:t>
-      </w:r>
-      <w:r>
-        <w:rPr>
-          <w:b/>
-          <w:bCs/>
-        </w:rPr>
-        <w:t xml:space="preserve">Moskova Antlaşması</w:t>
-      </w:r>
-      <w:r>
-        <w:t xml:space="preserve">’na giden yolu açmış, böylece Milli Mücadele büyük bir dış desteği arkasına almıştır</w:t>
-      </w:r>
-      <w:r>
-        <w:t xml:space="preserve"> </w:t>
-      </w:r>
-      <w:r>
-        <w:t xml:space="preserve">(Özlü, 2012)</w:t>
-      </w:r>
-      <w:r>
-        <w:t xml:space="preserve">.</w:t>
-      </w:r>
-    </w:p>
-    <w:p>
-      <w:pPr>
-        <w:pStyle w:val="BodyText"/>
-      </w:pPr>
-      <w:r>
-        <w:t xml:space="preserve">Yunanistan tarafında ise muharebe, ciddi bir siyasi sarsıntıya ve moral kaybına yol açmıştır. Yunan Genelkurmayı her ne kadar harekâtı bir</w:t>
-      </w:r>
-      <w:r>
-        <w:t xml:space="preserve"> </w:t>
-      </w:r>
-      <w:r>
-        <w:t xml:space="preserve">“keşif taarruzu”</w:t>
-      </w:r>
-      <w:r>
-        <w:t xml:space="preserve"> </w:t>
-      </w:r>
-      <w:r>
-        <w:t xml:space="preserve">olarak nitelendirip başarısızlığı örtbas etmeye çalışsa da, sahadaki gerçekler Atina’da</w:t>
-      </w:r>
-      <w:r>
-        <w:t xml:space="preserve"> </w:t>
-      </w:r>
-      <w:r>
-        <w:rPr>
-          <w:b/>
-          <w:bCs/>
-        </w:rPr>
-        <w:t xml:space="preserve">hükümet değişikliğine</w:t>
-      </w:r>
-      <w:r>
-        <w:t xml:space="preserve"> </w:t>
-      </w:r>
-      <w:r>
-        <w:t xml:space="preserve">neden olmuş ve Rallis Hükümeti istifa etmek zorunda kalmıştır</w:t>
-      </w:r>
-      <w:r>
-        <w:t xml:space="preserve"> </w:t>
-      </w:r>
-      <w:r>
-        <w:t xml:space="preserve">(Tavukçu, 2019)</w:t>
-      </w:r>
-      <w:r>
-        <w:t xml:space="preserve">. Yunan ordusundaki Venizelist ve Kralcı çekişmesi bu mağlubiyetle daha da derinleşmiş, askerlerin Anadolu’daki savaşı sürdürme konusundaki inancı zayıflamaya başlamıştır. Sonuç olarak, Mustafa Kemal Paşa’nın ifadesiyle, bu zaferle sadece düşman değil, aynı zamanda</w:t>
-      </w:r>
-      <w:r>
-        <w:t xml:space="preserve"> </w:t>
-      </w:r>
-      <w:r>
-        <w:rPr>
-          <w:b/>
-          <w:bCs/>
-        </w:rPr>
-        <w:t xml:space="preserve">“milletin makûs talihi”</w:t>
-      </w:r>
-      <w:r>
-        <w:t xml:space="preserve"> </w:t>
-      </w:r>
-      <w:r>
-        <w:t xml:space="preserve">de yenilmiş; Türk milletinin esareti kabul etmeyeceği tüm dünyaya ilan edilmiştir</w:t>
-      </w:r>
-      <w:r>
-        <w:t xml:space="preserve"> </w:t>
-      </w:r>
-      <w:r>
-        <w:t xml:space="preserve">(Tavukçu, 2019)</w:t>
-      </w:r>
-      <w:r>
-        <w:t xml:space="preserve">.</w:t>
-      </w:r>
-    </w:p>
-    <w:p>
-      <w:pPr>
-        <w:pStyle w:val="Heading2"/>
-      </w:pPr>
-      <w:r>
-        <w:t xml:space="preserve">Genel Değerlendirme</w:t>
-      </w:r>
-    </w:p>
-    <w:p>
-      <w:pPr>
-        <w:pStyle w:val="FirstParagraph"/>
-      </w:pPr>
-      <w:r>
-        <w:rPr>
-          <w:b/>
-          <w:bCs/>
-        </w:rPr>
-        <w:t xml:space="preserve">Birinci İnönü Muharebesi</w:t>
-      </w:r>
-      <w:r>
-        <w:t xml:space="preserve">, askeri büyüklüğünden ziyade doğurduğu siyasi ve psikolojik sonuçlarla Türk Kurtuluş Savaşı’nın seyrini değiştiren önemli bir</w:t>
-      </w:r>
-      <w:r>
-        <w:t xml:space="preserve"> </w:t>
-      </w:r>
-      <w:r>
-        <w:rPr>
-          <w:b/>
-          <w:bCs/>
-        </w:rPr>
-        <w:t xml:space="preserve">dönüm noktası</w:t>
-      </w:r>
-      <w:r>
-        <w:t xml:space="preserve"> </w:t>
-      </w:r>
-      <w:r>
-        <w:t xml:space="preserve">olmuştur. Aslında muharebe meydanındaki asker sayılarına ya da çatışmanın süresine bakıldığında, bunu devasa bir meydan savaşı olarak nitelemek pek doğru olmaz. Hatta bizzat Batı Cephesi Komutanı İsmet Bey, bu çarpışmayı</w:t>
-      </w:r>
-      <w:r>
-        <w:t xml:space="preserve"> </w:t>
-      </w:r>
-      <w:r>
-        <w:t xml:space="preserve">“askeri bakımdan mütevazı ölçüde bir muharebe”</w:t>
-      </w:r>
-      <w:r>
-        <w:t xml:space="preserve"> </w:t>
-      </w:r>
-      <w:r>
-        <w:t xml:space="preserve">olarak tanımlayarak durumun sahadaki ölçeğini dürüstçe ortaya koymuştur</w:t>
-      </w:r>
-      <w:r>
-        <w:t xml:space="preserve"> </w:t>
-      </w:r>
-      <w:r>
-        <w:t xml:space="preserve">(Tavukçu, 2019)</w:t>
-      </w:r>
-      <w:r>
-        <w:t xml:space="preserve">. Ancak bu mütevazı ölçek, savaşın genel gidişatında yarattığı devasa dalgalanmanın yanında ikincil kalmaktadır.</w:t>
-      </w:r>
-    </w:p>
-    <w:p>
-      <w:pPr>
-        <w:pStyle w:val="BodyText"/>
-      </w:pPr>
-      <w:r>
-        <w:t xml:space="preserve">Buradaki en temel mesele, bu başarının tam bir</w:t>
-      </w:r>
-      <w:r>
-        <w:t xml:space="preserve"> </w:t>
-      </w:r>
-      <w:r>
-        <w:rPr>
-          <w:b/>
-          <w:bCs/>
-        </w:rPr>
-        <w:t xml:space="preserve">psikolojik kırılma noktası</w:t>
-      </w:r>
-      <w:r>
-        <w:t xml:space="preserve"> </w:t>
-      </w:r>
-      <w:r>
-        <w:t xml:space="preserve">olmasıdır. O günlerde hem içerde hem de dışarda Milli Mücadele’nin akıbetine dair çok ciddi şüpheler vardı; hareketin sadece bir grup</w:t>
-      </w:r>
-      <w:r>
-        <w:t xml:space="preserve"> </w:t>
-      </w:r>
-      <w:r>
-        <w:t xml:space="preserve">“sergüzeştçi”</w:t>
-      </w:r>
-      <w:r>
-        <w:t xml:space="preserve">nin geçici bir isyanı olduğu düşünülüyordu</w:t>
-      </w:r>
-      <w:r>
-        <w:t xml:space="preserve"> </w:t>
-      </w:r>
-      <w:r>
-        <w:t xml:space="preserve">(Tavukçu, 2019)</w:t>
-      </w:r>
-      <w:r>
-        <w:t xml:space="preserve">. Düzenli ordunun kazandığı bu ilk somut galibiyet, halkın kendi ordusuna olan güvenini tazelerken, TBMM üzerindeki karamsarlık bulutlarını da dağıtmıştır</w:t>
-      </w:r>
-      <w:r>
-        <w:t xml:space="preserve"> </w:t>
-      </w:r>
-      <w:r>
-        <w:t xml:space="preserve">(Özlü, 2012)</w:t>
-      </w:r>
-      <w:r>
-        <w:t xml:space="preserve">. Özellikle aynı anda hem Yunan taarruzuyla hem de</w:t>
-      </w:r>
-      <w:r>
-        <w:t xml:space="preserve"> </w:t>
-      </w:r>
-      <w:r>
-        <w:rPr>
-          <w:b/>
-          <w:bCs/>
-        </w:rPr>
-        <w:t xml:space="preserve">Çerkez Ethem</w:t>
-      </w:r>
-      <w:r>
-        <w:t xml:space="preserve"> </w:t>
-      </w:r>
-      <w:r>
-        <w:t xml:space="preserve">gibi iç tehditlerle uğraşan Ankara için bu zafer, adeta bir nefes borusu olmuş ve otoritenin tek merkezde toplanmasını sağlamıştır</w:t>
-      </w:r>
-      <w:r>
-        <w:t xml:space="preserve"> </w:t>
-      </w:r>
-      <w:r>
-        <w:t xml:space="preserve">(Tavukçu, 2019)</w:t>
-      </w:r>
-      <w:r>
-        <w:t xml:space="preserve">.</w:t>
-      </w:r>
-    </w:p>
-    <w:p>
-      <w:pPr>
-        <w:pStyle w:val="BodyText"/>
-      </w:pPr>
-      <w:r>
-        <w:t xml:space="preserve">Muharebenin bir diğer önemli tarafı da</w:t>
-      </w:r>
-      <w:r>
-        <w:t xml:space="preserve"> </w:t>
-      </w:r>
-      <w:r>
-        <w:rPr>
-          <w:b/>
-          <w:bCs/>
-        </w:rPr>
-        <w:t xml:space="preserve">devletleşme sürecine</w:t>
-      </w:r>
-      <w:r>
-        <w:t xml:space="preserve"> </w:t>
-      </w:r>
-      <w:r>
-        <w:t xml:space="preserve">verdiği doğrudan katkıdır. Bir savaşın ortasında anayasa yapmak ya da milli marş seçmek, aslında kurumsallaşmış bir devlet iradesinin göstergesidir. Zaferin yarattığı meşruiyet zemini olmasaydı,</w:t>
-      </w:r>
-      <w:r>
-        <w:t xml:space="preserve"> </w:t>
-      </w:r>
-      <w:r>
-        <w:rPr>
-          <w:b/>
-          <w:bCs/>
-        </w:rPr>
-        <w:t xml:space="preserve">1921 Teşkilat-ı Esasiye Kanunu</w:t>
-      </w:r>
-      <w:r>
-        <w:t xml:space="preserve">’nun kabulü ve yeni bir devlet mekanizmasının bu kadar hızlı inşası muhtemelen çok daha zor olurdu</w:t>
-      </w:r>
-      <w:r>
-        <w:t xml:space="preserve"> </w:t>
-      </w:r>
-      <w:r>
-        <w:t xml:space="preserve">(Tavukçu, 2019)</w:t>
-      </w:r>
-      <w:r>
-        <w:t xml:space="preserve">. Bu askeri başarı, Ankara Hükümeti’nin elini diplomasi masasında da güçlendirmiş; İtilaf Devletleri, Ankara’yı</w:t>
-      </w:r>
-      <w:r>
-        <w:t xml:space="preserve"> </w:t>
-      </w:r>
-      <w:r>
-        <w:rPr>
-          <w:b/>
-          <w:bCs/>
-        </w:rPr>
-        <w:t xml:space="preserve">Londra Konferansı</w:t>
-      </w:r>
-      <w:r>
-        <w:t xml:space="preserve">’na doğrudan davet ederek Türk tarafının siyasi varlığını resmen muhatap almak zorunda kalmıştır</w:t>
-      </w:r>
-      <w:r>
-        <w:t xml:space="preserve"> </w:t>
-      </w:r>
-      <w:r>
-        <w:t xml:space="preserve">(Özlü, 2012)</w:t>
-      </w:r>
-      <w:r>
-        <w:t xml:space="preserve">.</w:t>
-      </w:r>
-    </w:p>
-    <w:p>
-      <w:pPr>
-        <w:pStyle w:val="BodyText"/>
-      </w:pPr>
-      <w:r>
-        <w:t xml:space="preserve">Sonuç olarak, Birinci İnönü Muharebesi’ni sadece bir savunma başarısı olarak görmemek gerekir. Mustafa Kemal Paşa’nın da belirttiği gibi, bu genç ordu sahadaki strateji sanatının gereklerini yerine getirirken, aslında milletin o zamana kadar süregelen</w:t>
-      </w:r>
-      <w:r>
-        <w:t xml:space="preserve"> </w:t>
-      </w:r>
-      <w:r>
-        <w:rPr>
-          <w:b/>
-          <w:bCs/>
-        </w:rPr>
-        <w:t xml:space="preserve">makûs talihini</w:t>
-      </w:r>
-      <w:r>
-        <w:t xml:space="preserve"> </w:t>
-      </w:r>
-      <w:r>
-        <w:t xml:space="preserve">de yenmiştir</w:t>
-      </w:r>
-      <w:r>
-        <w:t xml:space="preserve"> </w:t>
-      </w:r>
-      <w:r>
-        <w:t xml:space="preserve">(Özlü, 2012)</w:t>
-      </w:r>
-      <w:r>
-        <w:t xml:space="preserve">. İnönü sırtlarında verilen bu mücadele, Türk milletinin esareti kabul etmeyeceğini ve bağımsızlık mücadelesinin disiplinli bir devlet gücüyle sonuna kadar gideceğini tüm dünyaya ilan etmiştir</w:t>
-      </w:r>
-      <w:r>
-        <w:t xml:space="preserve"> </w:t>
-      </w:r>
-      <w:r>
-        <w:t xml:space="preserve">(Tavukçu, 2019)</w:t>
-      </w:r>
-      <w:r>
-        <w:t xml:space="preserve">.</w:t>
-      </w:r>
-    </w:p>
-    <w:p>
-      <w:pPr>
         <w:pStyle w:val="Heading1"/>
       </w:pPr>
       <w:r>
         <w:t xml:space="preserve">Kaynakça</w:t>
       </w:r>
     </w:p>
-    <w:bookmarkStart w:id="11" w:name="refs"/>
+    <w:bookmarkStart w:id="13" w:name="refs"/>
     <w:bookmarkStart w:id="9" w:name="ref-ozluHarpRaporlarinaGore2012"/>
     <w:p>
       <w:pPr>
@@ -3050,13 +3248,43 @@
       </w:r>
     </w:p>
     <w:bookmarkEnd w:id="9"/>
-    <w:bookmarkStart w:id="10" w:name="ref-tavukcuMilliMucadeleInonu2019"/>
+    <w:bookmarkStart w:id="10" w:name="ref-oztoprakBirinciInonuSavasinin2000"/>
     <w:p>
       <w:pPr>
         <w:pStyle w:val="Bibliography"/>
       </w:pPr>
       <w:r>
-        <w:t xml:space="preserve">Tavukçu, İ. (2019).</w:t>
+        <w:t xml:space="preserve">Öztoprak, İ. (2000). Birinci</w:t>
+      </w:r>
+      <w:r>
+        <w:t xml:space="preserve"> </w:t>
+      </w:r>
+      <w:r>
+        <w:t xml:space="preserve">İnönü Savaşı</w:t>
+      </w:r>
+      <w:r>
+        <w:t xml:space="preserve">’nın</w:t>
+      </w:r>
+      <w:r>
+        <w:t xml:space="preserve"> </w:t>
+      </w:r>
+      <w:r>
+        <w:t xml:space="preserve">Anadolu</w:t>
+      </w:r>
+      <w:r>
+        <w:t xml:space="preserve">,</w:t>
+      </w:r>
+      <w:r>
+        <w:t xml:space="preserve"> </w:t>
+      </w:r>
+      <w:r>
+        <w:t xml:space="preserve">İstanbul</w:t>
+      </w:r>
+      <w:r>
+        <w:t xml:space="preserve"> </w:t>
+      </w:r>
+      <w:r>
+        <w:t xml:space="preserve">ve Dış Basında Karşılanışı ve Yorumu.</w:t>
       </w:r>
       <w:r>
         <w:t xml:space="preserve"> </w:t>
@@ -3066,13 +3294,35 @@
           <w:i/>
           <w:iCs/>
         </w:rPr>
-        <w:t xml:space="preserve">Milli</w:t>
+        <w:t xml:space="preserve">Belleten</w:t>
+      </w:r>
+      <w:r>
+        <w:t xml:space="preserve">,</w:t>
+      </w:r>
+      <w:r>
+        <w:t xml:space="preserve"> </w:t>
       </w:r>
       <w:r>
         <w:rPr>
           <w:i/>
           <w:iCs/>
         </w:rPr>
+        <w:t xml:space="preserve">64</w:t>
+      </w:r>
+      <w:r>
+        <w:t xml:space="preserve">(240), 523-540.</w:t>
+      </w:r>
+    </w:p>
+    <w:bookmarkEnd w:id="10"/>
+    <w:bookmarkStart w:id="11" w:name="ref-tavukcuMilliMucadeleInonu2019"/>
+    <w:p>
+      <w:pPr>
+        <w:pStyle w:val="Bibliography"/>
+      </w:pPr>
+      <w:r>
+        <w:t xml:space="preserve">Tavukçu, İ. (2019).</w:t>
+      </w:r>
+      <w:r>
         <w:t xml:space="preserve"> </w:t>
       </w:r>
       <w:r>
@@ -3080,7 +3330,7 @@
           <w:i/>
           <w:iCs/>
         </w:rPr>
-        <w:t xml:space="preserve">Mücadele</w:t>
+        <w:t xml:space="preserve">Milli</w:t>
       </w:r>
       <w:r>
         <w:rPr>
@@ -3094,7 +3344,7 @@
           <w:i/>
           <w:iCs/>
         </w:rPr>
-        <w:t xml:space="preserve">de</w:t>
+        <w:t xml:space="preserve">Mücadele</w:t>
       </w:r>
       <w:r>
         <w:rPr>
@@ -3108,6 +3358,20 @@
           <w:i/>
           <w:iCs/>
         </w:rPr>
+        <w:t xml:space="preserve">de</w:t>
+      </w:r>
+      <w:r>
+        <w:rPr>
+          <w:i/>
+          <w:iCs/>
+        </w:rPr>
+        <w:t xml:space="preserve"> </w:t>
+      </w:r>
+      <w:r>
+        <w:rPr>
+          <w:i/>
+          <w:iCs/>
+        </w:rPr>
         <w:t xml:space="preserve">İnönü Muharebeleri</w:t>
       </w:r>
       <w:r>
@@ -3117,8 +3381,62 @@
         <w:t xml:space="preserve">[Doktora tezi]. Ankara Universitesi (Turkey).</w:t>
       </w:r>
     </w:p>
-    <w:bookmarkEnd w:id="10"/>
     <w:bookmarkEnd w:id="11"/>
+    <w:bookmarkStart w:id="12" w:name="ref-topuzNeUmdularNe2021"/>
+    <w:p>
+      <w:pPr>
+        <w:pStyle w:val="Bibliography"/>
+      </w:pPr>
+      <w:r>
+        <w:t xml:space="preserve">Topuz, E. (2021). Ne</w:t>
+      </w:r>
+      <w:r>
+        <w:t xml:space="preserve"> </w:t>
+      </w:r>
+      <w:r>
+        <w:t xml:space="preserve">Umdular Ne Buldular</w:t>
+      </w:r>
+      <w:r>
+        <w:t xml:space="preserve">?</w:t>
+      </w:r>
+      <w:r>
+        <w:t xml:space="preserve"> </w:t>
+      </w:r>
+      <w:r>
+        <w:t xml:space="preserve">Taraflar Açısından Birinci İnönü Savaşı</w:t>
+      </w:r>
+      <w:r>
+        <w:t xml:space="preserve">.</w:t>
+      </w:r>
+      <w:r>
+        <w:t xml:space="preserve"> </w:t>
+      </w:r>
+      <w:r>
+        <w:rPr>
+          <w:i/>
+          <w:iCs/>
+        </w:rPr>
+        <w:t xml:space="preserve">Anadolu Üniversitesi Sosyal Bilimler Dergisi</w:t>
+      </w:r>
+      <w:r>
+        <w:t xml:space="preserve">,</w:t>
+      </w:r>
+      <w:r>
+        <w:t xml:space="preserve"> </w:t>
+      </w:r>
+      <w:r>
+        <w:rPr>
+          <w:i/>
+          <w:iCs/>
+        </w:rPr>
+        <w:t xml:space="preserve">21</w:t>
+      </w:r>
+      <w:r>
+        <w:t xml:space="preserve">(Özel Sayı), 43-58.</w:t>
+      </w:r>
+    </w:p>
+    <w:bookmarkEnd w:id="12"/>
+    <w:bookmarkEnd w:id="13"/>
     <w:sectPr>
       <w:footnotePr>
         <w:numFmt w:val="decimal"/>
